--- a/public/templates/TemplateF.docx
+++ b/public/templates/TemplateF.docx
@@ -27,12 +27,6 @@
         <w:gridCol w:w="7984"/>
       </w:tblGrid>
       <w:tr>
-        <w:tblPrEx>
-          <w:tblCellMar>
-            <w:top w:w="0" w:type="dxa"/>
-            <w:bottom w:w="0" w:type="dxa"/>
-          </w:tblCellMar>
-        </w:tblPrEx>
         <w:tc>
           <w:tcPr>
             <w:tcW w:w="0" w:type="auto"/>
@@ -89,74 +83,22 @@
                 <w:sz w:val="18"/>
                 <w:szCs w:val="18"/>
               </w:rPr>
-              <w:t>{</w:t>
-            </w:r>
-            <w:proofErr w:type="gramStart"/>
+              <w:t>{address}  ·  {city}, {state} {zip}</w:t>
+            </w:r>
+          </w:p>
+          <w:p>
             <w:r>
               <w:rPr>
                 <w:color w:val="C9D9F5"/>
                 <w:sz w:val="18"/>
                 <w:szCs w:val="18"/>
               </w:rPr>
-              <w:t>address}  ·</w:t>
-            </w:r>
-            <w:proofErr w:type="gramEnd"/>
-            <w:r>
-              <w:rPr>
-                <w:color w:val="C9D9F5"/>
-                <w:sz w:val="18"/>
-                <w:szCs w:val="18"/>
-              </w:rPr>
-              <w:t xml:space="preserve">  {city}, {state} {zip}</w:t>
-            </w:r>
-          </w:p>
-          <w:p>
-            <w:proofErr w:type="gramStart"/>
-            <w:r>
-              <w:rPr>
-                <w:color w:val="C9D9F5"/>
-                <w:sz w:val="18"/>
-                <w:szCs w:val="18"/>
-              </w:rPr>
-              <w:t xml:space="preserve">☎  {phone}   </w:t>
-            </w:r>
-            <w:proofErr w:type="gramEnd"/>
-            <w:r>
-              <w:rPr>
-                <w:color w:val="C9D9F5"/>
-                <w:sz w:val="18"/>
-                <w:szCs w:val="18"/>
-              </w:rPr>
-              <w:t xml:space="preserve"> </w:t>
-            </w:r>
-            <w:proofErr w:type="gramStart"/>
-            <w:r>
-              <w:rPr>
-                <w:color w:val="C9D9F5"/>
-                <w:sz w:val="18"/>
-                <w:szCs w:val="18"/>
-              </w:rPr>
-              <w:t>✉  {</w:t>
-            </w:r>
-            <w:proofErr w:type="gramEnd"/>
-            <w:r>
-              <w:rPr>
-                <w:color w:val="C9D9F5"/>
-                <w:sz w:val="18"/>
-                <w:szCs w:val="18"/>
-              </w:rPr>
-              <w:t>email}</w:t>
+              <w:t>☎  {phone}    ✉  {email}</w:t>
             </w:r>
           </w:p>
         </w:tc>
       </w:tr>
       <w:tr>
-        <w:tblPrEx>
-          <w:tblCellMar>
-            <w:top w:w="0" w:type="dxa"/>
-            <w:bottom w:w="0" w:type="dxa"/>
-          </w:tblCellMar>
-        </w:tblPrEx>
         <w:tc>
           <w:tcPr>
             <w:tcW w:w="0" w:type="auto"/>
@@ -176,70 +118,6 @@
           </w:tcPr>
           <w:p>
             <w:pPr>
-              <w:spacing w:before="30" w:after="20"/>
-              <w:rPr>
-                <w:color w:val="FFFFFF" w:themeColor="background1"/>
-              </w:rPr>
-            </w:pPr>
-            <w:r>
-              <w:rPr>
-                <w:color w:val="FFFFFF" w:themeColor="background1"/>
-                <w:sz w:val="18"/>
-                <w:szCs w:val="18"/>
-              </w:rPr>
-              <w:t>{phone}</w:t>
-            </w:r>
-          </w:p>
-          <w:p>
-            <w:pPr>
-              <w:spacing w:after="20"/>
-              <w:rPr>
-                <w:color w:val="FFFFFF" w:themeColor="background1"/>
-              </w:rPr>
-            </w:pPr>
-            <w:r>
-              <w:rPr>
-                <w:color w:val="FFFFFF" w:themeColor="background1"/>
-                <w:sz w:val="18"/>
-                <w:szCs w:val="18"/>
-              </w:rPr>
-              <w:t>{email}</w:t>
-            </w:r>
-          </w:p>
-          <w:p>
-            <w:pPr>
-              <w:spacing w:after="10"/>
-              <w:rPr>
-                <w:color w:val="FFFFFF" w:themeColor="background1"/>
-              </w:rPr>
-            </w:pPr>
-            <w:r>
-              <w:rPr>
-                <w:color w:val="FFFFFF" w:themeColor="background1"/>
-                <w:sz w:val="18"/>
-                <w:szCs w:val="18"/>
-              </w:rPr>
-              <w:t>{address}</w:t>
-            </w:r>
-          </w:p>
-          <w:p>
-            <w:pPr>
-              <w:spacing w:after="20"/>
-              <w:rPr>
-                <w:color w:val="FFFFFF" w:themeColor="background1"/>
-              </w:rPr>
-            </w:pPr>
-            <w:r>
-              <w:rPr>
-                <w:color w:val="FFFFFF" w:themeColor="background1"/>
-                <w:sz w:val="18"/>
-                <w:szCs w:val="18"/>
-              </w:rPr>
-              <w:t>{city}, {state} {zip}</w:t>
-            </w:r>
-          </w:p>
-          <w:p>
-            <w:pPr>
               <w:rPr>
                 <w:color w:val="FFFFFF" w:themeColor="background1"/>
               </w:rPr>
@@ -342,59 +220,23 @@
                 <w:sz w:val="16"/>
                 <w:szCs w:val="16"/>
               </w:rPr>
-              <w:t>{</w:t>
-            </w:r>
-            <w:proofErr w:type="spellStart"/>
+              <w:t>{startDate} – {endDate}</w:t>
+            </w:r>
+          </w:p>
+          <w:p>
+            <w:pPr>
+              <w:keepLines/>
+              <w:spacing w:after="30"/>
+              <w:rPr>
+                <w:color w:val="FFFFFF" w:themeColor="background1"/>
+              </w:rPr>
+            </w:pPr>
             <w:r>
               <w:rPr>
                 <w:color w:val="FFFFFF" w:themeColor="background1"/>
                 <w:sz w:val="16"/>
                 <w:szCs w:val="16"/>
               </w:rPr>
-              <w:t>startDate</w:t>
-            </w:r>
-            <w:proofErr w:type="spellEnd"/>
-            <w:r>
-              <w:rPr>
-                <w:color w:val="FFFFFF" w:themeColor="background1"/>
-                <w:sz w:val="16"/>
-                <w:szCs w:val="16"/>
-              </w:rPr>
-              <w:t>} – {</w:t>
-            </w:r>
-            <w:proofErr w:type="spellStart"/>
-            <w:r>
-              <w:rPr>
-                <w:color w:val="FFFFFF" w:themeColor="background1"/>
-                <w:sz w:val="16"/>
-                <w:szCs w:val="16"/>
-              </w:rPr>
-              <w:t>endDate</w:t>
-            </w:r>
-            <w:proofErr w:type="spellEnd"/>
-            <w:r>
-              <w:rPr>
-                <w:color w:val="FFFFFF" w:themeColor="background1"/>
-                <w:sz w:val="16"/>
-                <w:szCs w:val="16"/>
-              </w:rPr>
-              <w:t>}</w:t>
-            </w:r>
-          </w:p>
-          <w:p>
-            <w:pPr>
-              <w:keepLines/>
-              <w:spacing w:after="30"/>
-              <w:rPr>
-                <w:color w:val="FFFFFF" w:themeColor="background1"/>
-              </w:rPr>
-            </w:pPr>
-            <w:r>
-              <w:rPr>
-                <w:color w:val="FFFFFF" w:themeColor="background1"/>
-                <w:sz w:val="16"/>
-                <w:szCs w:val="16"/>
-              </w:rPr>
               <w:t>{notes}</w:t>
             </w:r>
           </w:p>
@@ -425,25 +267,7 @@
                 <w:sz w:val="2"/>
                 <w:szCs w:val="2"/>
               </w:rPr>
-              <w:t>{/</w:t>
-            </w:r>
-            <w:proofErr w:type="spellStart"/>
-            <w:r>
-              <w:rPr>
-                <w:color w:val="FFFFFF" w:themeColor="background1"/>
-                <w:sz w:val="2"/>
-                <w:szCs w:val="2"/>
-              </w:rPr>
-              <w:t>hasEducation</w:t>
-            </w:r>
-            <w:proofErr w:type="spellEnd"/>
-            <w:r>
-              <w:rPr>
-                <w:color w:val="FFFFFF" w:themeColor="background1"/>
-                <w:sz w:val="2"/>
-                <w:szCs w:val="2"/>
-              </w:rPr>
-              <w:t>}</w:t>
+              <w:t>{/hasEducation}</w:t>
             </w:r>
           </w:p>
           <w:p>
@@ -1015,25 +839,7 @@
                 <w:sz w:val="2"/>
                 <w:szCs w:val="2"/>
               </w:rPr>
-              <w:t>{/</w:t>
-            </w:r>
-            <w:proofErr w:type="spellStart"/>
-            <w:r>
-              <w:rPr>
-                <w:color w:val="FFFFFF" w:themeColor="background1"/>
-                <w:sz w:val="2"/>
-                <w:szCs w:val="2"/>
-              </w:rPr>
-              <w:t>hasProgramCerts</w:t>
-            </w:r>
-            <w:proofErr w:type="spellEnd"/>
-            <w:r>
-              <w:rPr>
-                <w:color w:val="FFFFFF" w:themeColor="background1"/>
-                <w:sz w:val="2"/>
-                <w:szCs w:val="2"/>
-              </w:rPr>
-              <w:t>}</w:t>
+              <w:t>{/hasProgramCerts}</w:t>
             </w:r>
           </w:p>
           <w:p>
@@ -1605,25 +1411,7 @@
                 <w:sz w:val="2"/>
                 <w:szCs w:val="2"/>
               </w:rPr>
-              <w:t>{/</w:t>
-            </w:r>
-            <w:proofErr w:type="spellStart"/>
-            <w:r>
-              <w:rPr>
-                <w:color w:val="FFFFFF" w:themeColor="background1"/>
-                <w:sz w:val="2"/>
-                <w:szCs w:val="2"/>
-              </w:rPr>
-              <w:t>hasExtraSkills</w:t>
-            </w:r>
-            <w:proofErr w:type="spellEnd"/>
-            <w:r>
-              <w:rPr>
-                <w:color w:val="FFFFFF" w:themeColor="background1"/>
-                <w:sz w:val="2"/>
-                <w:szCs w:val="2"/>
-              </w:rPr>
-              <w:t>}</w:t>
+              <w:t>{/hasExtraSkills}</w:t>
             </w:r>
           </w:p>
         </w:tc>
@@ -1664,12 +1452,6 @@
               <w:gridCol w:w="6840"/>
             </w:tblGrid>
             <w:tr>
-              <w:tblPrEx>
-                <w:tblCellMar>
-                  <w:top w:w="0" w:type="dxa"/>
-                  <w:bottom w:w="0" w:type="dxa"/>
-                </w:tblCellMar>
-              </w:tblPrEx>
               <w:tc>
                 <w:tcPr>
                   <w:tcW w:w="0" w:type="auto"/>
@@ -1709,15 +1491,7 @@
               <w:spacing w:before="40" w:after="60"/>
             </w:pPr>
             <w:r>
-              <w:t>{</w:t>
-            </w:r>
-            <w:proofErr w:type="spellStart"/>
-            <w:r>
-              <w:t>professionalSummary</w:t>
-            </w:r>
-            <w:proofErr w:type="spellEnd"/>
-            <w:r>
-              <w:t>}</w:t>
+              <w:t>{professionalSummary}</w:t>
             </w:r>
           </w:p>
           <w:p>
@@ -1926,12 +1700,6 @@
               <w:gridCol w:w="6840"/>
             </w:tblGrid>
             <w:tr>
-              <w:tblPrEx>
-                <w:tblCellMar>
-                  <w:top w:w="0" w:type="dxa"/>
-                  <w:bottom w:w="0" w:type="dxa"/>
-                </w:tblCellMar>
-              </w:tblPrEx>
               <w:tc>
                 <w:tcPr>
                   <w:tcW w:w="0" w:type="auto"/>
@@ -2017,16 +1785,7 @@
                 <w:bCs/>
                 <w:color w:val="2E5FA3"/>
               </w:rPr>
-              <w:t>{</w:t>
-            </w:r>
-            <w:proofErr w:type="gramStart"/>
-            <w:r>
-              <w:rPr>
-                <w:b/>
-                <w:bCs/>
-                <w:color w:val="2E5FA3"/>
-              </w:rPr>
-              <w:t>employer}</w:t>
+              <w:t>{employer}</w:t>
             </w:r>
             <w:r>
               <w:rPr>
@@ -2034,52 +1793,7 @@
                 <w:sz w:val="18"/>
                 <w:szCs w:val="18"/>
               </w:rPr>
-              <w:t xml:space="preserve">  ·</w:t>
-            </w:r>
-            <w:proofErr w:type="gramEnd"/>
-            <w:r>
-              <w:rPr>
-                <w:color w:val="555555"/>
-                <w:sz w:val="18"/>
-                <w:szCs w:val="18"/>
-              </w:rPr>
-              <w:t xml:space="preserve">  {</w:t>
-            </w:r>
-            <w:proofErr w:type="spellStart"/>
-            <w:r>
-              <w:rPr>
-                <w:color w:val="555555"/>
-                <w:sz w:val="18"/>
-                <w:szCs w:val="18"/>
-              </w:rPr>
-              <w:t>employerCity</w:t>
-            </w:r>
-            <w:proofErr w:type="spellEnd"/>
-            <w:r>
-              <w:rPr>
-                <w:color w:val="555555"/>
-                <w:sz w:val="18"/>
-                <w:szCs w:val="18"/>
-              </w:rPr>
-              <w:t>}, {</w:t>
-            </w:r>
-            <w:proofErr w:type="spellStart"/>
-            <w:r>
-              <w:rPr>
-                <w:color w:val="555555"/>
-                <w:sz w:val="18"/>
-                <w:szCs w:val="18"/>
-              </w:rPr>
-              <w:t>employerState</w:t>
-            </w:r>
-            <w:proofErr w:type="spellEnd"/>
-            <w:r>
-              <w:rPr>
-                <w:color w:val="555555"/>
-                <w:sz w:val="18"/>
-                <w:szCs w:val="18"/>
-              </w:rPr>
-              <w:t>}</w:t>
+              <w:t xml:space="preserve">  ·  {employerCity}, {employerState}</w:t>
             </w:r>
           </w:p>
           <w:p>
@@ -2259,53 +1973,17 @@
                 <w:sz w:val="2"/>
                 <w:szCs w:val="2"/>
               </w:rPr>
-              <w:t>{/</w:t>
-            </w:r>
-            <w:proofErr w:type="spellStart"/>
+              <w:t>{/workExperience}</w:t>
+            </w:r>
+          </w:p>
+          <w:p>
             <w:r>
               <w:rPr>
                 <w:color w:val="FFFFFF"/>
                 <w:sz w:val="2"/>
                 <w:szCs w:val="2"/>
               </w:rPr>
-              <w:t>workExperience</w:t>
-            </w:r>
-            <w:proofErr w:type="spellEnd"/>
-            <w:r>
-              <w:rPr>
-                <w:color w:val="FFFFFF"/>
-                <w:sz w:val="2"/>
-                <w:szCs w:val="2"/>
-              </w:rPr>
-              <w:t>}</w:t>
-            </w:r>
-          </w:p>
-          <w:p>
-            <w:r>
-              <w:rPr>
-                <w:color w:val="FFFFFF"/>
-                <w:sz w:val="2"/>
-                <w:szCs w:val="2"/>
-              </w:rPr>
-              <w:t>{/</w:t>
-            </w:r>
-            <w:proofErr w:type="spellStart"/>
-            <w:r>
-              <w:rPr>
-                <w:color w:val="FFFFFF"/>
-                <w:sz w:val="2"/>
-                <w:szCs w:val="2"/>
-              </w:rPr>
-              <w:t>hasWorkExperience</w:t>
-            </w:r>
-            <w:proofErr w:type="spellEnd"/>
-            <w:r>
-              <w:rPr>
-                <w:color w:val="FFFFFF"/>
-                <w:sz w:val="2"/>
-                <w:szCs w:val="2"/>
-              </w:rPr>
-              <w:t>}</w:t>
+              <w:t>{/hasWorkExperience}</w:t>
             </w:r>
           </w:p>
         </w:tc>

--- a/public/templates/TemplateF.docx
+++ b/public/templates/TemplateF.docx
@@ -23,8 +23,8 @@
         <w:tblLook w:val="0000" w:firstRow="0" w:lastRow="0" w:firstColumn="0" w:lastColumn="0" w:noHBand="0" w:noVBand="0"/>
       </w:tblPr>
       <w:tblGrid>
-        <w:gridCol w:w="2096"/>
-        <w:gridCol w:w="7984"/>
+        <w:gridCol w:w="2018"/>
+        <w:gridCol w:w="8062"/>
       </w:tblGrid>
       <w:tr>
         <w:tc>
@@ -83,17 +83,63 @@
                 <w:sz w:val="18"/>
                 <w:szCs w:val="18"/>
               </w:rPr>
-              <w:t>{address}  ·  {city}, {state} {zip}</w:t>
-            </w:r>
-          </w:p>
-          <w:p>
+              <w:t>{</w:t>
+            </w:r>
+            <w:proofErr w:type="gramStart"/>
             <w:r>
               <w:rPr>
                 <w:color w:val="C9D9F5"/>
                 <w:sz w:val="18"/>
                 <w:szCs w:val="18"/>
               </w:rPr>
-              <w:t>☎  {phone}    ✉  {email}</w:t>
+              <w:t>address}  ·</w:t>
+            </w:r>
+            <w:proofErr w:type="gramEnd"/>
+            <w:r>
+              <w:rPr>
+                <w:color w:val="C9D9F5"/>
+                <w:sz w:val="18"/>
+                <w:szCs w:val="18"/>
+              </w:rPr>
+              <w:t xml:space="preserve">  {city}, {state} {zip}</w:t>
+            </w:r>
+          </w:p>
+          <w:p>
+            <w:proofErr w:type="gramStart"/>
+            <w:r>
+              <w:rPr>
+                <w:color w:val="C9D9F5"/>
+                <w:sz w:val="18"/>
+                <w:szCs w:val="18"/>
+              </w:rPr>
+              <w:t xml:space="preserve">☎  {phone}   </w:t>
+            </w:r>
+            <w:proofErr w:type="gramEnd"/>
+            <w:r>
+              <w:rPr>
+                <w:color w:val="C9D9F5"/>
+                <w:sz w:val="18"/>
+                <w:szCs w:val="18"/>
+              </w:rPr>
+              <w:t xml:space="preserve"> </w:t>
+            </w:r>
+            <w:proofErr w:type="gramStart"/>
+            <w:r>
+              <w:rPr>
+                <w:color w:val="C9D9F5"/>
+                <w:sz w:val="18"/>
+                <w:szCs w:val="18"/>
+              </w:rPr>
+              <w:t>✉  {</w:t>
+            </w:r>
+            <w:proofErr w:type="gramEnd"/>
+            <w:r>
+              <w:rPr>
+                <w:color w:val="C9D9F5"/>
+                <w:sz w:val="18"/>
+                <w:szCs w:val="18"/>
+              </w:rPr>
+              <w:t>email}</w:t>
             </w:r>
           </w:p>
         </w:tc>
@@ -220,7 +266,33 @@
                 <w:sz w:val="16"/>
                 <w:szCs w:val="16"/>
               </w:rPr>
-              <w:t>{startDate} – {endDate}</w:t>
+              <w:t>Graduated:</w:t>
+            </w:r>
+            <w:r>
+              <w:rPr>
+                <w:color w:val="FFFFFF" w:themeColor="background1"/>
+                <w:sz w:val="16"/>
+                <w:szCs w:val="16"/>
+              </w:rPr>
+              <w:t xml:space="preserve"> {</w:t>
+            </w:r>
+            <w:proofErr w:type="spellStart"/>
+            <w:r>
+              <w:rPr>
+                <w:color w:val="FFFFFF" w:themeColor="background1"/>
+                <w:sz w:val="16"/>
+                <w:szCs w:val="16"/>
+              </w:rPr>
+              <w:t>endDate</w:t>
+            </w:r>
+            <w:proofErr w:type="spellEnd"/>
+            <w:r>
+              <w:rPr>
+                <w:color w:val="FFFFFF" w:themeColor="background1"/>
+                <w:sz w:val="16"/>
+                <w:szCs w:val="16"/>
+              </w:rPr>
+              <w:t>}</w:t>
             </w:r>
           </w:p>
           <w:p>
@@ -839,7 +911,25 @@
                 <w:sz w:val="2"/>
                 <w:szCs w:val="2"/>
               </w:rPr>
-              <w:t>{/hasProgramCerts}</w:t>
+              <w:t>{/</w:t>
+            </w:r>
+            <w:proofErr w:type="spellStart"/>
+            <w:r>
+              <w:rPr>
+                <w:color w:val="FFFFFF" w:themeColor="background1"/>
+                <w:sz w:val="2"/>
+                <w:szCs w:val="2"/>
+              </w:rPr>
+              <w:t>hasProgramCerts</w:t>
+            </w:r>
+            <w:proofErr w:type="spellEnd"/>
+            <w:r>
+              <w:rPr>
+                <w:color w:val="FFFFFF" w:themeColor="background1"/>
+                <w:sz w:val="2"/>
+                <w:szCs w:val="2"/>
+              </w:rPr>
+              <w:t>}</w:t>
             </w:r>
           </w:p>
           <w:p>
@@ -1411,7 +1501,25 @@
                 <w:sz w:val="2"/>
                 <w:szCs w:val="2"/>
               </w:rPr>
-              <w:t>{/hasExtraSkills}</w:t>
+              <w:t>{/</w:t>
+            </w:r>
+            <w:proofErr w:type="spellStart"/>
+            <w:r>
+              <w:rPr>
+                <w:color w:val="FFFFFF" w:themeColor="background1"/>
+                <w:sz w:val="2"/>
+                <w:szCs w:val="2"/>
+              </w:rPr>
+              <w:t>hasExtraSkills</w:t>
+            </w:r>
+            <w:proofErr w:type="spellEnd"/>
+            <w:r>
+              <w:rPr>
+                <w:color w:val="FFFFFF" w:themeColor="background1"/>
+                <w:sz w:val="2"/>
+                <w:szCs w:val="2"/>
+              </w:rPr>
+              <w:t>}</w:t>
             </w:r>
           </w:p>
         </w:tc>
@@ -1491,7 +1599,15 @@
               <w:spacing w:before="40" w:after="60"/>
             </w:pPr>
             <w:r>
-              <w:t>{professionalSummary}</w:t>
+              <w:t>{</w:t>
+            </w:r>
+            <w:proofErr w:type="spellStart"/>
+            <w:r>
+              <w:t>professionalSummary</w:t>
+            </w:r>
+            <w:proofErr w:type="spellEnd"/>
+            <w:r>
+              <w:t>}</w:t>
             </w:r>
           </w:p>
           <w:p>
@@ -1785,7 +1901,16 @@
                 <w:bCs/>
                 <w:color w:val="2E5FA3"/>
               </w:rPr>
-              <w:t>{employer}</w:t>
+              <w:t>{</w:t>
+            </w:r>
+            <w:proofErr w:type="gramStart"/>
+            <w:r>
+              <w:rPr>
+                <w:b/>
+                <w:bCs/>
+                <w:color w:val="2E5FA3"/>
+              </w:rPr>
+              <w:t>employer}</w:t>
             </w:r>
             <w:r>
               <w:rPr>
@@ -1793,7 +1918,52 @@
                 <w:sz w:val="18"/>
                 <w:szCs w:val="18"/>
               </w:rPr>
-              <w:t xml:space="preserve">  ·  {employerCity}, {employerState}</w:t>
+              <w:t xml:space="preserve">  ·</w:t>
+            </w:r>
+            <w:proofErr w:type="gramEnd"/>
+            <w:r>
+              <w:rPr>
+                <w:color w:val="555555"/>
+                <w:sz w:val="18"/>
+                <w:szCs w:val="18"/>
+              </w:rPr>
+              <w:t xml:space="preserve">  {</w:t>
+            </w:r>
+            <w:proofErr w:type="spellStart"/>
+            <w:r>
+              <w:rPr>
+                <w:color w:val="555555"/>
+                <w:sz w:val="18"/>
+                <w:szCs w:val="18"/>
+              </w:rPr>
+              <w:t>employerCity</w:t>
+            </w:r>
+            <w:proofErr w:type="spellEnd"/>
+            <w:r>
+              <w:rPr>
+                <w:color w:val="555555"/>
+                <w:sz w:val="18"/>
+                <w:szCs w:val="18"/>
+              </w:rPr>
+              <w:t>}, {</w:t>
+            </w:r>
+            <w:proofErr w:type="spellStart"/>
+            <w:r>
+              <w:rPr>
+                <w:color w:val="555555"/>
+                <w:sz w:val="18"/>
+                <w:szCs w:val="18"/>
+              </w:rPr>
+              <w:t>employerState</w:t>
+            </w:r>
+            <w:proofErr w:type="spellEnd"/>
+            <w:r>
+              <w:rPr>
+                <w:color w:val="555555"/>
+                <w:sz w:val="18"/>
+                <w:szCs w:val="18"/>
+              </w:rPr>
+              <w:t>}</w:t>
             </w:r>
           </w:p>
           <w:p>
@@ -1973,17 +2143,53 @@
                 <w:sz w:val="2"/>
                 <w:szCs w:val="2"/>
               </w:rPr>
-              <w:t>{/workExperience}</w:t>
-            </w:r>
-          </w:p>
-          <w:p>
+              <w:t>{/</w:t>
+            </w:r>
+            <w:proofErr w:type="spellStart"/>
             <w:r>
               <w:rPr>
                 <w:color w:val="FFFFFF"/>
                 <w:sz w:val="2"/>
                 <w:szCs w:val="2"/>
               </w:rPr>
-              <w:t>{/hasWorkExperience}</w:t>
+              <w:t>workExperience</w:t>
+            </w:r>
+            <w:proofErr w:type="spellEnd"/>
+            <w:r>
+              <w:rPr>
+                <w:color w:val="FFFFFF"/>
+                <w:sz w:val="2"/>
+                <w:szCs w:val="2"/>
+              </w:rPr>
+              <w:t>}</w:t>
+            </w:r>
+          </w:p>
+          <w:p>
+            <w:r>
+              <w:rPr>
+                <w:color w:val="FFFFFF"/>
+                <w:sz w:val="2"/>
+                <w:szCs w:val="2"/>
+              </w:rPr>
+              <w:t>{/</w:t>
+            </w:r>
+            <w:proofErr w:type="spellStart"/>
+            <w:r>
+              <w:rPr>
+                <w:color w:val="FFFFFF"/>
+                <w:sz w:val="2"/>
+                <w:szCs w:val="2"/>
+              </w:rPr>
+              <w:t>hasWorkExperience</w:t>
+            </w:r>
+            <w:proofErr w:type="spellEnd"/>
+            <w:r>
+              <w:rPr>
+                <w:color w:val="FFFFFF"/>
+                <w:sz w:val="2"/>
+                <w:szCs w:val="2"/>
+              </w:rPr>
+              <w:t>}</w:t>
             </w:r>
           </w:p>
         </w:tc>

--- a/public/templates/TemplateF.docx
+++ b/public/templates/TemplateF.docx
@@ -23,8 +23,8 @@
         <w:tblLook w:val="0000" w:firstRow="0" w:lastRow="0" w:firstColumn="0" w:lastColumn="0" w:noHBand="0" w:noVBand="0"/>
       </w:tblPr>
       <w:tblGrid>
-        <w:gridCol w:w="2018"/>
-        <w:gridCol w:w="8062"/>
+        <w:gridCol w:w="2880"/>
+        <w:gridCol w:w="7200"/>
       </w:tblGrid>
       <w:tr>
         <w:tc>
@@ -147,7 +147,7 @@
       <w:tr>
         <w:tc>
           <w:tcPr>
-            <w:tcW w:w="0" w:type="auto"/>
+            <w:tcW w:w="2880" w:type="dxa"/>
             <w:tcBorders>
               <w:top w:val="none" w:sz="0" w:space="0" w:color="FFFFFF"/>
               <w:left w:val="none" w:sz="0" w:space="0" w:color="FFFFFF"/>
@@ -1525,7 +1525,7 @@
         </w:tc>
         <w:tc>
           <w:tcPr>
-            <w:tcW w:w="0" w:type="auto"/>
+            <w:tcW w:w="7200" w:type="dxa"/>
             <w:tcBorders>
               <w:top w:val="none" w:sz="0" w:space="0" w:color="FFFFFF"/>
               <w:left w:val="single" w:sz="6" w:space="0" w:color="CCCCCC"/>

--- a/public/templates/TemplateF.docx
+++ b/public/templates/TemplateF.docx
@@ -61,15 +61,6 @@
                 <w:szCs w:val="56"/>
               </w:rPr>
               <w:t>{name}</w:t>
-            </w:r>
-            <w:r>
-              <w:rPr>
-                <w:b/>
-                <w:bCs/>
-                <w:color w:val="FFFFFF"/>
-                <w:sz w:val="56"/>
-                <w:szCs w:val="56"/>
-              </w:rPr>
               <w:tab/>
             </w:r>
           </w:p>
@@ -83,63 +74,17 @@
                 <w:sz w:val="18"/>
                 <w:szCs w:val="18"/>
               </w:rPr>
-              <w:t>{</w:t>
-            </w:r>
-            <w:proofErr w:type="gramStart"/>
+              <w:t>{address}  ·  {city}, {state} {zip}</w:t>
+            </w:r>
+          </w:p>
+          <w:p>
             <w:r>
               <w:rPr>
                 <w:color w:val="C9D9F5"/>
                 <w:sz w:val="18"/>
                 <w:szCs w:val="18"/>
               </w:rPr>
-              <w:t>address}  ·</w:t>
-            </w:r>
-            <w:proofErr w:type="gramEnd"/>
-            <w:r>
-              <w:rPr>
-                <w:color w:val="C9D9F5"/>
-                <w:sz w:val="18"/>
-                <w:szCs w:val="18"/>
-              </w:rPr>
-              <w:t xml:space="preserve">  {city}, {state} {zip}</w:t>
-            </w:r>
-          </w:p>
-          <w:p>
-            <w:proofErr w:type="gramStart"/>
-            <w:r>
-              <w:rPr>
-                <w:color w:val="C9D9F5"/>
-                <w:sz w:val="18"/>
-                <w:szCs w:val="18"/>
-              </w:rPr>
-              <w:t xml:space="preserve">☎  {phone}   </w:t>
-            </w:r>
-            <w:proofErr w:type="gramEnd"/>
-            <w:r>
-              <w:rPr>
-                <w:color w:val="C9D9F5"/>
-                <w:sz w:val="18"/>
-                <w:szCs w:val="18"/>
-              </w:rPr>
-              <w:t xml:space="preserve"> </w:t>
-            </w:r>
-            <w:proofErr w:type="gramStart"/>
-            <w:r>
-              <w:rPr>
-                <w:color w:val="C9D9F5"/>
-                <w:sz w:val="18"/>
-                <w:szCs w:val="18"/>
-              </w:rPr>
-              <w:t>✉  {</w:t>
-            </w:r>
-            <w:proofErr w:type="gramEnd"/>
-            <w:r>
-              <w:rPr>
-                <w:color w:val="C9D9F5"/>
-                <w:sz w:val="18"/>
-                <w:szCs w:val="18"/>
-              </w:rPr>
-              <w:t>email}</w:t>
+              <w:t>☎  {phone}    ✉  {email}</w:t>
             </w:r>
           </w:p>
         </w:tc>
@@ -174,7 +119,7 @@
                 <w:sz w:val="2"/>
                 <w:szCs w:val="2"/>
               </w:rPr>
-              <w:t>{#hasEducation}</w:t>
+              <w:t>{#hasProgramCerts}</w:t>
             </w:r>
           </w:p>
           <w:p>
@@ -196,165 +141,557 @@
                 <w:sz w:val="16"/>
                 <w:szCs w:val="16"/>
               </w:rPr>
-              <w:t>EDUCATION</w:t>
-            </w:r>
-          </w:p>
-          <w:p>
-            <w:pPr>
-              <w:rPr>
-                <w:color w:val="FFFFFF" w:themeColor="background1"/>
-              </w:rPr>
-            </w:pPr>
-            <w:r>
-              <w:rPr>
-                <w:color w:val="FFFFFF" w:themeColor="background1"/>
-                <w:sz w:val="2"/>
-                <w:szCs w:val="2"/>
-              </w:rPr>
-              <w:t>{#education}</w:t>
-            </w:r>
-          </w:p>
-          <w:p>
-            <w:pPr>
-              <w:keepNext/>
-              <w:spacing w:before="60" w:after="10"/>
-              <w:rPr>
-                <w:color w:val="FFFFFF" w:themeColor="background1"/>
-              </w:rPr>
-            </w:pPr>
-            <w:r>
-              <w:rPr>
-                <w:b/>
-                <w:bCs/>
+              <w:t>CERTIFICATIONS</w:t>
+            </w:r>
+          </w:p>
+          <w:p>
+            <w:pPr>
+              <w:rPr>
+                <w:color w:val="FFFFFF" w:themeColor="background1"/>
+              </w:rPr>
+            </w:pPr>
+            <w:r>
+              <w:rPr>
+                <w:color w:val="FFFFFF" w:themeColor="background1"/>
+                <w:sz w:val="2"/>
+                <w:szCs w:val="2"/>
+              </w:rPr>
+              <w:t>{#cert1}</w:t>
+            </w:r>
+          </w:p>
+          <w:p>
+            <w:pPr>
+              <w:pStyle w:val="ListParagraph"/>
+              <w:keepLines/>
+              <w:numPr>
+                <w:ilvl w:val="0"/>
+                <w:numId w:val="2"/>
+              </w:numPr>
+              <w:spacing w:before="20" w:after="20"/>
+              <w:rPr>
+                <w:color w:val="FFFFFF" w:themeColor="background1"/>
+              </w:rPr>
+            </w:pPr>
+            <w:r>
+              <w:rPr>
                 <w:color w:val="FFFFFF" w:themeColor="background1"/>
                 <w:sz w:val="18"/>
                 <w:szCs w:val="18"/>
               </w:rPr>
-              <w:t>{school}</w:t>
-            </w:r>
-          </w:p>
-          <w:p>
-            <w:pPr>
-              <w:keepLines/>
-              <w:spacing w:after="10"/>
-              <w:rPr>
-                <w:color w:val="FFFFFF" w:themeColor="background1"/>
-              </w:rPr>
-            </w:pPr>
-            <w:r>
-              <w:rPr>
-                <w:i/>
-                <w:iCs/>
+              <w:t>{cert1}</w:t>
+            </w:r>
+          </w:p>
+          <w:p>
+            <w:pPr>
+              <w:rPr>
+                <w:color w:val="FFFFFF" w:themeColor="background1"/>
+              </w:rPr>
+            </w:pPr>
+            <w:r>
+              <w:rPr>
+                <w:color w:val="FFFFFF" w:themeColor="background1"/>
+                <w:sz w:val="2"/>
+                <w:szCs w:val="2"/>
+              </w:rPr>
+              <w:t>{/cert1}</w:t>
+            </w:r>
+          </w:p>
+          <w:p>
+            <w:pPr>
+              <w:rPr>
+                <w:color w:val="FFFFFF" w:themeColor="background1"/>
+              </w:rPr>
+            </w:pPr>
+            <w:r>
+              <w:rPr>
+                <w:color w:val="FFFFFF" w:themeColor="background1"/>
+                <w:sz w:val="2"/>
+                <w:szCs w:val="2"/>
+              </w:rPr>
+              <w:t>{#cert2}</w:t>
+            </w:r>
+          </w:p>
+          <w:p>
+            <w:pPr>
+              <w:pStyle w:val="ListParagraph"/>
+              <w:keepLines/>
+              <w:numPr>
+                <w:ilvl w:val="0"/>
+                <w:numId w:val="2"/>
+              </w:numPr>
+              <w:spacing w:before="20" w:after="20"/>
+              <w:rPr>
+                <w:color w:val="FFFFFF" w:themeColor="background1"/>
+              </w:rPr>
+            </w:pPr>
+            <w:r>
+              <w:rPr>
                 <w:color w:val="FFFFFF" w:themeColor="background1"/>
                 <w:sz w:val="18"/>
                 <w:szCs w:val="18"/>
               </w:rPr>
-              <w:t>{program}</w:t>
-            </w:r>
-          </w:p>
-          <w:p>
-            <w:pPr>
-              <w:keepLines/>
-              <w:spacing w:after="10"/>
-              <w:rPr>
-                <w:color w:val="FFFFFF" w:themeColor="background1"/>
-              </w:rPr>
-            </w:pPr>
-            <w:r>
-              <w:rPr>
-                <w:color w:val="FFFFFF" w:themeColor="background1"/>
-                <w:sz w:val="16"/>
-                <w:szCs w:val="16"/>
-              </w:rPr>
-              <w:t>Graduated:</w:t>
-            </w:r>
-            <w:r>
-              <w:rPr>
-                <w:color w:val="FFFFFF" w:themeColor="background1"/>
-                <w:sz w:val="16"/>
-                <w:szCs w:val="16"/>
-              </w:rPr>
-              <w:t xml:space="preserve"> {</w:t>
-            </w:r>
-            <w:proofErr w:type="spellStart"/>
-            <w:r>
-              <w:rPr>
-                <w:color w:val="FFFFFF" w:themeColor="background1"/>
-                <w:sz w:val="16"/>
-                <w:szCs w:val="16"/>
-              </w:rPr>
-              <w:t>endDate</w:t>
-            </w:r>
-            <w:proofErr w:type="spellEnd"/>
-            <w:r>
-              <w:rPr>
-                <w:color w:val="FFFFFF" w:themeColor="background1"/>
-                <w:sz w:val="16"/>
-                <w:szCs w:val="16"/>
-              </w:rPr>
-              <w:t>}</w:t>
-            </w:r>
-          </w:p>
-          <w:p>
-            <w:pPr>
-              <w:keepLines/>
-              <w:spacing w:after="30"/>
-              <w:rPr>
-                <w:color w:val="FFFFFF" w:themeColor="background1"/>
-              </w:rPr>
-            </w:pPr>
-            <w:r>
-              <w:rPr>
-                <w:color w:val="FFFFFF" w:themeColor="background1"/>
-                <w:sz w:val="16"/>
-                <w:szCs w:val="16"/>
-              </w:rPr>
-              <w:t>{notes}</w:t>
-            </w:r>
-          </w:p>
-          <w:p>
-            <w:pPr>
-              <w:rPr>
-                <w:color w:val="FFFFFF" w:themeColor="background1"/>
-              </w:rPr>
-            </w:pPr>
-            <w:r>
-              <w:rPr>
-                <w:color w:val="FFFFFF" w:themeColor="background1"/>
-                <w:sz w:val="2"/>
-                <w:szCs w:val="2"/>
-              </w:rPr>
-              <w:t>{/education}</w:t>
-            </w:r>
-          </w:p>
-          <w:p>
-            <w:pPr>
-              <w:rPr>
-                <w:color w:val="FFFFFF" w:themeColor="background1"/>
-              </w:rPr>
-            </w:pPr>
-            <w:r>
-              <w:rPr>
-                <w:color w:val="FFFFFF" w:themeColor="background1"/>
-                <w:sz w:val="2"/>
-                <w:szCs w:val="2"/>
-              </w:rPr>
-              <w:t>{/hasEducation}</w:t>
-            </w:r>
-          </w:p>
-          <w:p>
-            <w:pPr>
-              <w:rPr>
-                <w:color w:val="FFFFFF" w:themeColor="background1"/>
-              </w:rPr>
-            </w:pPr>
-            <w:r>
-              <w:rPr>
-                <w:color w:val="FFFFFF" w:themeColor="background1"/>
-                <w:sz w:val="2"/>
-                <w:szCs w:val="2"/>
-              </w:rPr>
-              <w:t>{#hasProgramCerts}</w:t>
+              <w:t>{cert2}</w:t>
+            </w:r>
+          </w:p>
+          <w:p>
+            <w:pPr>
+              <w:rPr>
+                <w:color w:val="FFFFFF" w:themeColor="background1"/>
+              </w:rPr>
+            </w:pPr>
+            <w:r>
+              <w:rPr>
+                <w:color w:val="FFFFFF" w:themeColor="background1"/>
+                <w:sz w:val="2"/>
+                <w:szCs w:val="2"/>
+              </w:rPr>
+              <w:t>{/cert2}</w:t>
+            </w:r>
+          </w:p>
+          <w:p>
+            <w:pPr>
+              <w:rPr>
+                <w:color w:val="FFFFFF" w:themeColor="background1"/>
+              </w:rPr>
+            </w:pPr>
+            <w:r>
+              <w:rPr>
+                <w:color w:val="FFFFFF" w:themeColor="background1"/>
+                <w:sz w:val="2"/>
+                <w:szCs w:val="2"/>
+              </w:rPr>
+              <w:t>{#cert3}</w:t>
+            </w:r>
+          </w:p>
+          <w:p>
+            <w:pPr>
+              <w:pStyle w:val="ListParagraph"/>
+              <w:keepLines/>
+              <w:numPr>
+                <w:ilvl w:val="0"/>
+                <w:numId w:val="2"/>
+              </w:numPr>
+              <w:spacing w:before="20" w:after="20"/>
+              <w:rPr>
+                <w:color w:val="FFFFFF" w:themeColor="background1"/>
+              </w:rPr>
+            </w:pPr>
+            <w:r>
+              <w:rPr>
+                <w:color w:val="FFFFFF" w:themeColor="background1"/>
+                <w:sz w:val="18"/>
+                <w:szCs w:val="18"/>
+              </w:rPr>
+              <w:t>{cert3}</w:t>
+            </w:r>
+          </w:p>
+          <w:p>
+            <w:pPr>
+              <w:rPr>
+                <w:color w:val="FFFFFF" w:themeColor="background1"/>
+              </w:rPr>
+            </w:pPr>
+            <w:r>
+              <w:rPr>
+                <w:color w:val="FFFFFF" w:themeColor="background1"/>
+                <w:sz w:val="2"/>
+                <w:szCs w:val="2"/>
+              </w:rPr>
+              <w:t>{/cert3}</w:t>
+            </w:r>
+          </w:p>
+          <w:p>
+            <w:pPr>
+              <w:rPr>
+                <w:color w:val="FFFFFF" w:themeColor="background1"/>
+              </w:rPr>
+            </w:pPr>
+            <w:r>
+              <w:rPr>
+                <w:color w:val="FFFFFF" w:themeColor="background1"/>
+                <w:sz w:val="2"/>
+                <w:szCs w:val="2"/>
+              </w:rPr>
+              <w:t>{#cert4}</w:t>
+            </w:r>
+          </w:p>
+          <w:p>
+            <w:pPr>
+              <w:pStyle w:val="ListParagraph"/>
+              <w:keepLines/>
+              <w:numPr>
+                <w:ilvl w:val="0"/>
+                <w:numId w:val="2"/>
+              </w:numPr>
+              <w:spacing w:before="20" w:after="20"/>
+              <w:rPr>
+                <w:color w:val="FFFFFF" w:themeColor="background1"/>
+              </w:rPr>
+            </w:pPr>
+            <w:r>
+              <w:rPr>
+                <w:color w:val="FFFFFF" w:themeColor="background1"/>
+                <w:sz w:val="18"/>
+                <w:szCs w:val="18"/>
+              </w:rPr>
+              <w:t>{cert4}</w:t>
+            </w:r>
+          </w:p>
+          <w:p>
+            <w:pPr>
+              <w:rPr>
+                <w:color w:val="FFFFFF" w:themeColor="background1"/>
+              </w:rPr>
+            </w:pPr>
+            <w:r>
+              <w:rPr>
+                <w:color w:val="FFFFFF" w:themeColor="background1"/>
+                <w:sz w:val="2"/>
+                <w:szCs w:val="2"/>
+              </w:rPr>
+              <w:t>{/cert4}</w:t>
+            </w:r>
+          </w:p>
+          <w:p>
+            <w:pPr>
+              <w:rPr>
+                <w:color w:val="FFFFFF" w:themeColor="background1"/>
+              </w:rPr>
+            </w:pPr>
+            <w:r>
+              <w:rPr>
+                <w:color w:val="FFFFFF" w:themeColor="background1"/>
+                <w:sz w:val="2"/>
+                <w:szCs w:val="2"/>
+              </w:rPr>
+              <w:t>{#cert5}</w:t>
+            </w:r>
+          </w:p>
+          <w:p>
+            <w:pPr>
+              <w:pStyle w:val="ListParagraph"/>
+              <w:keepLines/>
+              <w:numPr>
+                <w:ilvl w:val="0"/>
+                <w:numId w:val="2"/>
+              </w:numPr>
+              <w:spacing w:before="20" w:after="20"/>
+              <w:rPr>
+                <w:color w:val="FFFFFF" w:themeColor="background1"/>
+              </w:rPr>
+            </w:pPr>
+            <w:r>
+              <w:rPr>
+                <w:color w:val="FFFFFF" w:themeColor="background1"/>
+                <w:sz w:val="18"/>
+                <w:szCs w:val="18"/>
+              </w:rPr>
+              <w:t>{cert5}</w:t>
+            </w:r>
+          </w:p>
+          <w:p>
+            <w:pPr>
+              <w:rPr>
+                <w:color w:val="FFFFFF" w:themeColor="background1"/>
+              </w:rPr>
+            </w:pPr>
+            <w:r>
+              <w:rPr>
+                <w:color w:val="FFFFFF" w:themeColor="background1"/>
+                <w:sz w:val="2"/>
+                <w:szCs w:val="2"/>
+              </w:rPr>
+              <w:t>{/cert5}</w:t>
+            </w:r>
+          </w:p>
+          <w:p>
+            <w:pPr>
+              <w:rPr>
+                <w:color w:val="FFFFFF" w:themeColor="background1"/>
+              </w:rPr>
+            </w:pPr>
+            <w:r>
+              <w:rPr>
+                <w:color w:val="FFFFFF" w:themeColor="background1"/>
+                <w:sz w:val="2"/>
+                <w:szCs w:val="2"/>
+              </w:rPr>
+              <w:t>{#cert6}</w:t>
+            </w:r>
+          </w:p>
+          <w:p>
+            <w:pPr>
+              <w:pStyle w:val="ListParagraph"/>
+              <w:keepLines/>
+              <w:numPr>
+                <w:ilvl w:val="0"/>
+                <w:numId w:val="2"/>
+              </w:numPr>
+              <w:spacing w:before="20" w:after="20"/>
+              <w:rPr>
+                <w:color w:val="FFFFFF" w:themeColor="background1"/>
+              </w:rPr>
+            </w:pPr>
+            <w:r>
+              <w:rPr>
+                <w:color w:val="FFFFFF" w:themeColor="background1"/>
+                <w:sz w:val="18"/>
+                <w:szCs w:val="18"/>
+              </w:rPr>
+              <w:t>{cert6}</w:t>
+            </w:r>
+          </w:p>
+          <w:p>
+            <w:pPr>
+              <w:rPr>
+                <w:color w:val="FFFFFF" w:themeColor="background1"/>
+              </w:rPr>
+            </w:pPr>
+            <w:r>
+              <w:rPr>
+                <w:color w:val="FFFFFF" w:themeColor="background1"/>
+                <w:sz w:val="2"/>
+                <w:szCs w:val="2"/>
+              </w:rPr>
+              <w:t>{/cert6}</w:t>
+            </w:r>
+          </w:p>
+          <w:p>
+            <w:pPr>
+              <w:rPr>
+                <w:color w:val="FFFFFF" w:themeColor="background1"/>
+              </w:rPr>
+            </w:pPr>
+            <w:r>
+              <w:rPr>
+                <w:color w:val="FFFFFF" w:themeColor="background1"/>
+                <w:sz w:val="2"/>
+                <w:szCs w:val="2"/>
+              </w:rPr>
+              <w:t>{#cert7}</w:t>
+            </w:r>
+          </w:p>
+          <w:p>
+            <w:pPr>
+              <w:pStyle w:val="ListParagraph"/>
+              <w:keepLines/>
+              <w:numPr>
+                <w:ilvl w:val="0"/>
+                <w:numId w:val="2"/>
+              </w:numPr>
+              <w:spacing w:before="20" w:after="20"/>
+              <w:rPr>
+                <w:color w:val="FFFFFF" w:themeColor="background1"/>
+              </w:rPr>
+            </w:pPr>
+            <w:r>
+              <w:rPr>
+                <w:color w:val="FFFFFF" w:themeColor="background1"/>
+                <w:sz w:val="18"/>
+                <w:szCs w:val="18"/>
+              </w:rPr>
+              <w:t>{cert7}</w:t>
+            </w:r>
+          </w:p>
+          <w:p>
+            <w:pPr>
+              <w:rPr>
+                <w:color w:val="FFFFFF" w:themeColor="background1"/>
+              </w:rPr>
+            </w:pPr>
+            <w:r>
+              <w:rPr>
+                <w:color w:val="FFFFFF" w:themeColor="background1"/>
+                <w:sz w:val="2"/>
+                <w:szCs w:val="2"/>
+              </w:rPr>
+              <w:t>{/cert7}</w:t>
+            </w:r>
+          </w:p>
+          <w:p>
+            <w:pPr>
+              <w:rPr>
+                <w:color w:val="FFFFFF" w:themeColor="background1"/>
+              </w:rPr>
+            </w:pPr>
+            <w:r>
+              <w:rPr>
+                <w:color w:val="FFFFFF" w:themeColor="background1"/>
+                <w:sz w:val="2"/>
+                <w:szCs w:val="2"/>
+              </w:rPr>
+              <w:t>{#cert8}</w:t>
+            </w:r>
+          </w:p>
+          <w:p>
+            <w:pPr>
+              <w:pStyle w:val="ListParagraph"/>
+              <w:keepLines/>
+              <w:numPr>
+                <w:ilvl w:val="0"/>
+                <w:numId w:val="2"/>
+              </w:numPr>
+              <w:spacing w:before="20" w:after="20"/>
+              <w:rPr>
+                <w:color w:val="FFFFFF" w:themeColor="background1"/>
+              </w:rPr>
+            </w:pPr>
+            <w:r>
+              <w:rPr>
+                <w:color w:val="FFFFFF" w:themeColor="background1"/>
+                <w:sz w:val="18"/>
+                <w:szCs w:val="18"/>
+              </w:rPr>
+              <w:t>{cert8}</w:t>
+            </w:r>
+          </w:p>
+          <w:p>
+            <w:pPr>
+              <w:rPr>
+                <w:color w:val="FFFFFF" w:themeColor="background1"/>
+              </w:rPr>
+            </w:pPr>
+            <w:r>
+              <w:rPr>
+                <w:color w:val="FFFFFF" w:themeColor="background1"/>
+                <w:sz w:val="2"/>
+                <w:szCs w:val="2"/>
+              </w:rPr>
+              <w:t>{/cert8}</w:t>
+            </w:r>
+          </w:p>
+          <w:p>
+            <w:pPr>
+              <w:rPr>
+                <w:color w:val="FFFFFF" w:themeColor="background1"/>
+              </w:rPr>
+            </w:pPr>
+            <w:r>
+              <w:rPr>
+                <w:color w:val="FFFFFF" w:themeColor="background1"/>
+                <w:sz w:val="2"/>
+                <w:szCs w:val="2"/>
+              </w:rPr>
+              <w:t>{#cert9}</w:t>
+            </w:r>
+          </w:p>
+          <w:p>
+            <w:pPr>
+              <w:pStyle w:val="ListParagraph"/>
+              <w:keepLines/>
+              <w:numPr>
+                <w:ilvl w:val="0"/>
+                <w:numId w:val="2"/>
+              </w:numPr>
+              <w:spacing w:before="20" w:after="20"/>
+              <w:rPr>
+                <w:color w:val="FFFFFF" w:themeColor="background1"/>
+              </w:rPr>
+            </w:pPr>
+            <w:r>
+              <w:rPr>
+                <w:color w:val="FFFFFF" w:themeColor="background1"/>
+                <w:sz w:val="18"/>
+                <w:szCs w:val="18"/>
+              </w:rPr>
+              <w:t>{cert9}</w:t>
+            </w:r>
+          </w:p>
+          <w:p>
+            <w:pPr>
+              <w:rPr>
+                <w:color w:val="FFFFFF" w:themeColor="background1"/>
+              </w:rPr>
+            </w:pPr>
+            <w:r>
+              <w:rPr>
+                <w:color w:val="FFFFFF" w:themeColor="background1"/>
+                <w:sz w:val="2"/>
+                <w:szCs w:val="2"/>
+              </w:rPr>
+              <w:t>{/cert9}</w:t>
+            </w:r>
+          </w:p>
+          <w:p>
+            <w:pPr>
+              <w:rPr>
+                <w:color w:val="FFFFFF" w:themeColor="background1"/>
+              </w:rPr>
+            </w:pPr>
+            <w:r>
+              <w:rPr>
+                <w:color w:val="FFFFFF" w:themeColor="background1"/>
+                <w:sz w:val="2"/>
+                <w:szCs w:val="2"/>
+              </w:rPr>
+              <w:t>{#cert10}</w:t>
+            </w:r>
+          </w:p>
+          <w:p>
+            <w:pPr>
+              <w:pStyle w:val="ListParagraph"/>
+              <w:keepLines/>
+              <w:numPr>
+                <w:ilvl w:val="0"/>
+                <w:numId w:val="2"/>
+              </w:numPr>
+              <w:spacing w:before="20" w:after="20"/>
+              <w:rPr>
+                <w:color w:val="FFFFFF" w:themeColor="background1"/>
+              </w:rPr>
+            </w:pPr>
+            <w:r>
+              <w:rPr>
+                <w:color w:val="FFFFFF" w:themeColor="background1"/>
+                <w:sz w:val="18"/>
+                <w:szCs w:val="18"/>
+              </w:rPr>
+              <w:t>{cert10}</w:t>
+            </w:r>
+          </w:p>
+          <w:p>
+            <w:pPr>
+              <w:rPr>
+                <w:color w:val="FFFFFF" w:themeColor="background1"/>
+              </w:rPr>
+            </w:pPr>
+            <w:r>
+              <w:rPr>
+                <w:color w:val="FFFFFF" w:themeColor="background1"/>
+                <w:sz w:val="2"/>
+                <w:szCs w:val="2"/>
+              </w:rPr>
+              <w:t>{/cert10}</w:t>
+            </w:r>
+          </w:p>
+          <w:p>
+            <w:pPr>
+              <w:rPr>
+                <w:color w:val="FFFFFF" w:themeColor="background1"/>
+              </w:rPr>
+            </w:pPr>
+            <w:r>
+              <w:rPr>
+                <w:color w:val="FFFFFF" w:themeColor="background1"/>
+                <w:sz w:val="2"/>
+                <w:szCs w:val="2"/>
+              </w:rPr>
+              <w:t>{/hasProgramCerts}</w:t>
+            </w:r>
+          </w:p>
+          <w:p>
+            <w:pPr>
+              <w:rPr>
+                <w:color w:val="FFFFFF" w:themeColor="background1"/>
+              </w:rPr>
+            </w:pPr>
+            <w:r>
+              <w:rPr>
+                <w:color w:val="FFFFFF" w:themeColor="background1"/>
+                <w:sz w:val="2"/>
+                <w:szCs w:val="2"/>
+              </w:rPr>
+              <w:t>{#hasExtraSkills}</w:t>
             </w:r>
           </w:p>
           <w:p>
@@ -376,22 +713,22 @@
                 <w:sz w:val="16"/>
                 <w:szCs w:val="16"/>
               </w:rPr>
-              <w:t>CERTIFICATIONS</w:t>
-            </w:r>
-          </w:p>
-          <w:p>
-            <w:pPr>
-              <w:rPr>
-                <w:color w:val="FFFFFF" w:themeColor="background1"/>
-              </w:rPr>
-            </w:pPr>
-            <w:r>
-              <w:rPr>
-                <w:color w:val="FFFFFF" w:themeColor="background1"/>
-                <w:sz w:val="2"/>
-                <w:szCs w:val="2"/>
-              </w:rPr>
-              <w:t>{#cert1}</w:t>
+              <w:t>SKILLS</w:t>
+            </w:r>
+          </w:p>
+          <w:p>
+            <w:pPr>
+              <w:rPr>
+                <w:color w:val="FFFFFF" w:themeColor="background1"/>
+              </w:rPr>
+            </w:pPr>
+            <w:r>
+              <w:rPr>
+                <w:color w:val="FFFFFF" w:themeColor="background1"/>
+                <w:sz w:val="2"/>
+                <w:szCs w:val="2"/>
+              </w:rPr>
+              <w:t>{#skill1}</w:t>
             </w:r>
           </w:p>
           <w:p>
@@ -413,37 +750,37 @@
                 <w:sz w:val="18"/>
                 <w:szCs w:val="18"/>
               </w:rPr>
-              <w:t>{cert1}</w:t>
-            </w:r>
-          </w:p>
-          <w:p>
-            <w:pPr>
-              <w:rPr>
-                <w:color w:val="FFFFFF" w:themeColor="background1"/>
-              </w:rPr>
-            </w:pPr>
-            <w:r>
-              <w:rPr>
-                <w:color w:val="FFFFFF" w:themeColor="background1"/>
-                <w:sz w:val="2"/>
-                <w:szCs w:val="2"/>
-              </w:rPr>
-              <w:t>{/cert1}</w:t>
-            </w:r>
-          </w:p>
-          <w:p>
-            <w:pPr>
-              <w:rPr>
-                <w:color w:val="FFFFFF" w:themeColor="background1"/>
-              </w:rPr>
-            </w:pPr>
-            <w:r>
-              <w:rPr>
-                <w:color w:val="FFFFFF" w:themeColor="background1"/>
-                <w:sz w:val="2"/>
-                <w:szCs w:val="2"/>
-              </w:rPr>
-              <w:t>{#cert2}</w:t>
+              <w:t>{skill1}</w:t>
+            </w:r>
+          </w:p>
+          <w:p>
+            <w:pPr>
+              <w:rPr>
+                <w:color w:val="FFFFFF" w:themeColor="background1"/>
+              </w:rPr>
+            </w:pPr>
+            <w:r>
+              <w:rPr>
+                <w:color w:val="FFFFFF" w:themeColor="background1"/>
+                <w:sz w:val="2"/>
+                <w:szCs w:val="2"/>
+              </w:rPr>
+              <w:t>{/skill1}</w:t>
+            </w:r>
+          </w:p>
+          <w:p>
+            <w:pPr>
+              <w:rPr>
+                <w:color w:val="FFFFFF" w:themeColor="background1"/>
+              </w:rPr>
+            </w:pPr>
+            <w:r>
+              <w:rPr>
+                <w:color w:val="FFFFFF" w:themeColor="background1"/>
+                <w:sz w:val="2"/>
+                <w:szCs w:val="2"/>
+              </w:rPr>
+              <w:t>{#skill2}</w:t>
             </w:r>
           </w:p>
           <w:p>
@@ -465,37 +802,37 @@
                 <w:sz w:val="18"/>
                 <w:szCs w:val="18"/>
               </w:rPr>
-              <w:t>{cert2}</w:t>
-            </w:r>
-          </w:p>
-          <w:p>
-            <w:pPr>
-              <w:rPr>
-                <w:color w:val="FFFFFF" w:themeColor="background1"/>
-              </w:rPr>
-            </w:pPr>
-            <w:r>
-              <w:rPr>
-                <w:color w:val="FFFFFF" w:themeColor="background1"/>
-                <w:sz w:val="2"/>
-                <w:szCs w:val="2"/>
-              </w:rPr>
-              <w:t>{/cert2}</w:t>
-            </w:r>
-          </w:p>
-          <w:p>
-            <w:pPr>
-              <w:rPr>
-                <w:color w:val="FFFFFF" w:themeColor="background1"/>
-              </w:rPr>
-            </w:pPr>
-            <w:r>
-              <w:rPr>
-                <w:color w:val="FFFFFF" w:themeColor="background1"/>
-                <w:sz w:val="2"/>
-                <w:szCs w:val="2"/>
-              </w:rPr>
-              <w:t>{#cert3}</w:t>
+              <w:t>{skill2}</w:t>
+            </w:r>
+          </w:p>
+          <w:p>
+            <w:pPr>
+              <w:rPr>
+                <w:color w:val="FFFFFF" w:themeColor="background1"/>
+              </w:rPr>
+            </w:pPr>
+            <w:r>
+              <w:rPr>
+                <w:color w:val="FFFFFF" w:themeColor="background1"/>
+                <w:sz w:val="2"/>
+                <w:szCs w:val="2"/>
+              </w:rPr>
+              <w:t>{/skill2}</w:t>
+            </w:r>
+          </w:p>
+          <w:p>
+            <w:pPr>
+              <w:rPr>
+                <w:color w:val="FFFFFF" w:themeColor="background1"/>
+              </w:rPr>
+            </w:pPr>
+            <w:r>
+              <w:rPr>
+                <w:color w:val="FFFFFF" w:themeColor="background1"/>
+                <w:sz w:val="2"/>
+                <w:szCs w:val="2"/>
+              </w:rPr>
+              <w:t>{#skill3}</w:t>
             </w:r>
           </w:p>
           <w:p>
@@ -517,37 +854,37 @@
                 <w:sz w:val="18"/>
                 <w:szCs w:val="18"/>
               </w:rPr>
-              <w:t>{cert3}</w:t>
-            </w:r>
-          </w:p>
-          <w:p>
-            <w:pPr>
-              <w:rPr>
-                <w:color w:val="FFFFFF" w:themeColor="background1"/>
-              </w:rPr>
-            </w:pPr>
-            <w:r>
-              <w:rPr>
-                <w:color w:val="FFFFFF" w:themeColor="background1"/>
-                <w:sz w:val="2"/>
-                <w:szCs w:val="2"/>
-              </w:rPr>
-              <w:t>{/cert3}</w:t>
-            </w:r>
-          </w:p>
-          <w:p>
-            <w:pPr>
-              <w:rPr>
-                <w:color w:val="FFFFFF" w:themeColor="background1"/>
-              </w:rPr>
-            </w:pPr>
-            <w:r>
-              <w:rPr>
-                <w:color w:val="FFFFFF" w:themeColor="background1"/>
-                <w:sz w:val="2"/>
-                <w:szCs w:val="2"/>
-              </w:rPr>
-              <w:t>{#cert4}</w:t>
+              <w:t>{skill3}</w:t>
+            </w:r>
+          </w:p>
+          <w:p>
+            <w:pPr>
+              <w:rPr>
+                <w:color w:val="FFFFFF" w:themeColor="background1"/>
+              </w:rPr>
+            </w:pPr>
+            <w:r>
+              <w:rPr>
+                <w:color w:val="FFFFFF" w:themeColor="background1"/>
+                <w:sz w:val="2"/>
+                <w:szCs w:val="2"/>
+              </w:rPr>
+              <w:t>{/skill3}</w:t>
+            </w:r>
+          </w:p>
+          <w:p>
+            <w:pPr>
+              <w:rPr>
+                <w:color w:val="FFFFFF" w:themeColor="background1"/>
+              </w:rPr>
+            </w:pPr>
+            <w:r>
+              <w:rPr>
+                <w:color w:val="FFFFFF" w:themeColor="background1"/>
+                <w:sz w:val="2"/>
+                <w:szCs w:val="2"/>
+              </w:rPr>
+              <w:t>{#skill4}</w:t>
             </w:r>
           </w:p>
           <w:p>
@@ -569,37 +906,37 @@
                 <w:sz w:val="18"/>
                 <w:szCs w:val="18"/>
               </w:rPr>
-              <w:t>{cert4}</w:t>
-            </w:r>
-          </w:p>
-          <w:p>
-            <w:pPr>
-              <w:rPr>
-                <w:color w:val="FFFFFF" w:themeColor="background1"/>
-              </w:rPr>
-            </w:pPr>
-            <w:r>
-              <w:rPr>
-                <w:color w:val="FFFFFF" w:themeColor="background1"/>
-                <w:sz w:val="2"/>
-                <w:szCs w:val="2"/>
-              </w:rPr>
-              <w:t>{/cert4}</w:t>
-            </w:r>
-          </w:p>
-          <w:p>
-            <w:pPr>
-              <w:rPr>
-                <w:color w:val="FFFFFF" w:themeColor="background1"/>
-              </w:rPr>
-            </w:pPr>
-            <w:r>
-              <w:rPr>
-                <w:color w:val="FFFFFF" w:themeColor="background1"/>
-                <w:sz w:val="2"/>
-                <w:szCs w:val="2"/>
-              </w:rPr>
-              <w:t>{#cert5}</w:t>
+              <w:t>{skill4}</w:t>
+            </w:r>
+          </w:p>
+          <w:p>
+            <w:pPr>
+              <w:rPr>
+                <w:color w:val="FFFFFF" w:themeColor="background1"/>
+              </w:rPr>
+            </w:pPr>
+            <w:r>
+              <w:rPr>
+                <w:color w:val="FFFFFF" w:themeColor="background1"/>
+                <w:sz w:val="2"/>
+                <w:szCs w:val="2"/>
+              </w:rPr>
+              <w:t>{/skill4}</w:t>
+            </w:r>
+          </w:p>
+          <w:p>
+            <w:pPr>
+              <w:rPr>
+                <w:color w:val="FFFFFF" w:themeColor="background1"/>
+              </w:rPr>
+            </w:pPr>
+            <w:r>
+              <w:rPr>
+                <w:color w:val="FFFFFF" w:themeColor="background1"/>
+                <w:sz w:val="2"/>
+                <w:szCs w:val="2"/>
+              </w:rPr>
+              <w:t>{#skill5}</w:t>
             </w:r>
           </w:p>
           <w:p>
@@ -621,37 +958,37 @@
                 <w:sz w:val="18"/>
                 <w:szCs w:val="18"/>
               </w:rPr>
-              <w:t>{cert5}</w:t>
-            </w:r>
-          </w:p>
-          <w:p>
-            <w:pPr>
-              <w:rPr>
-                <w:color w:val="FFFFFF" w:themeColor="background1"/>
-              </w:rPr>
-            </w:pPr>
-            <w:r>
-              <w:rPr>
-                <w:color w:val="FFFFFF" w:themeColor="background1"/>
-                <w:sz w:val="2"/>
-                <w:szCs w:val="2"/>
-              </w:rPr>
-              <w:t>{/cert5}</w:t>
-            </w:r>
-          </w:p>
-          <w:p>
-            <w:pPr>
-              <w:rPr>
-                <w:color w:val="FFFFFF" w:themeColor="background1"/>
-              </w:rPr>
-            </w:pPr>
-            <w:r>
-              <w:rPr>
-                <w:color w:val="FFFFFF" w:themeColor="background1"/>
-                <w:sz w:val="2"/>
-                <w:szCs w:val="2"/>
-              </w:rPr>
-              <w:t>{#cert6}</w:t>
+              <w:t>{skill5}</w:t>
+            </w:r>
+          </w:p>
+          <w:p>
+            <w:pPr>
+              <w:rPr>
+                <w:color w:val="FFFFFF" w:themeColor="background1"/>
+              </w:rPr>
+            </w:pPr>
+            <w:r>
+              <w:rPr>
+                <w:color w:val="FFFFFF" w:themeColor="background1"/>
+                <w:sz w:val="2"/>
+                <w:szCs w:val="2"/>
+              </w:rPr>
+              <w:t>{/skill5}</w:t>
+            </w:r>
+          </w:p>
+          <w:p>
+            <w:pPr>
+              <w:rPr>
+                <w:color w:val="FFFFFF" w:themeColor="background1"/>
+              </w:rPr>
+            </w:pPr>
+            <w:r>
+              <w:rPr>
+                <w:color w:val="FFFFFF" w:themeColor="background1"/>
+                <w:sz w:val="2"/>
+                <w:szCs w:val="2"/>
+              </w:rPr>
+              <w:t>{#skill6}</w:t>
             </w:r>
           </w:p>
           <w:p>
@@ -673,37 +1010,37 @@
                 <w:sz w:val="18"/>
                 <w:szCs w:val="18"/>
               </w:rPr>
-              <w:t>{cert6}</w:t>
-            </w:r>
-          </w:p>
-          <w:p>
-            <w:pPr>
-              <w:rPr>
-                <w:color w:val="FFFFFF" w:themeColor="background1"/>
-              </w:rPr>
-            </w:pPr>
-            <w:r>
-              <w:rPr>
-                <w:color w:val="FFFFFF" w:themeColor="background1"/>
-                <w:sz w:val="2"/>
-                <w:szCs w:val="2"/>
-              </w:rPr>
-              <w:t>{/cert6}</w:t>
-            </w:r>
-          </w:p>
-          <w:p>
-            <w:pPr>
-              <w:rPr>
-                <w:color w:val="FFFFFF" w:themeColor="background1"/>
-              </w:rPr>
-            </w:pPr>
-            <w:r>
-              <w:rPr>
-                <w:color w:val="FFFFFF" w:themeColor="background1"/>
-                <w:sz w:val="2"/>
-                <w:szCs w:val="2"/>
-              </w:rPr>
-              <w:t>{#cert7}</w:t>
+              <w:t>{skill6}</w:t>
+            </w:r>
+          </w:p>
+          <w:p>
+            <w:pPr>
+              <w:rPr>
+                <w:color w:val="FFFFFF" w:themeColor="background1"/>
+              </w:rPr>
+            </w:pPr>
+            <w:r>
+              <w:rPr>
+                <w:color w:val="FFFFFF" w:themeColor="background1"/>
+                <w:sz w:val="2"/>
+                <w:szCs w:val="2"/>
+              </w:rPr>
+              <w:t>{/skill6}</w:t>
+            </w:r>
+          </w:p>
+          <w:p>
+            <w:pPr>
+              <w:rPr>
+                <w:color w:val="FFFFFF" w:themeColor="background1"/>
+              </w:rPr>
+            </w:pPr>
+            <w:r>
+              <w:rPr>
+                <w:color w:val="FFFFFF" w:themeColor="background1"/>
+                <w:sz w:val="2"/>
+                <w:szCs w:val="2"/>
+              </w:rPr>
+              <w:t>{#skill7}</w:t>
             </w:r>
           </w:p>
           <w:p>
@@ -725,37 +1062,37 @@
                 <w:sz w:val="18"/>
                 <w:szCs w:val="18"/>
               </w:rPr>
-              <w:t>{cert7}</w:t>
-            </w:r>
-          </w:p>
-          <w:p>
-            <w:pPr>
-              <w:rPr>
-                <w:color w:val="FFFFFF" w:themeColor="background1"/>
-              </w:rPr>
-            </w:pPr>
-            <w:r>
-              <w:rPr>
-                <w:color w:val="FFFFFF" w:themeColor="background1"/>
-                <w:sz w:val="2"/>
-                <w:szCs w:val="2"/>
-              </w:rPr>
-              <w:t>{/cert7}</w:t>
-            </w:r>
-          </w:p>
-          <w:p>
-            <w:pPr>
-              <w:rPr>
-                <w:color w:val="FFFFFF" w:themeColor="background1"/>
-              </w:rPr>
-            </w:pPr>
-            <w:r>
-              <w:rPr>
-                <w:color w:val="FFFFFF" w:themeColor="background1"/>
-                <w:sz w:val="2"/>
-                <w:szCs w:val="2"/>
-              </w:rPr>
-              <w:t>{#cert8}</w:t>
+              <w:t>{skill7}</w:t>
+            </w:r>
+          </w:p>
+          <w:p>
+            <w:pPr>
+              <w:rPr>
+                <w:color w:val="FFFFFF" w:themeColor="background1"/>
+              </w:rPr>
+            </w:pPr>
+            <w:r>
+              <w:rPr>
+                <w:color w:val="FFFFFF" w:themeColor="background1"/>
+                <w:sz w:val="2"/>
+                <w:szCs w:val="2"/>
+              </w:rPr>
+              <w:t>{/skill7}</w:t>
+            </w:r>
+          </w:p>
+          <w:p>
+            <w:pPr>
+              <w:rPr>
+                <w:color w:val="FFFFFF" w:themeColor="background1"/>
+              </w:rPr>
+            </w:pPr>
+            <w:r>
+              <w:rPr>
+                <w:color w:val="FFFFFF" w:themeColor="background1"/>
+                <w:sz w:val="2"/>
+                <w:szCs w:val="2"/>
+              </w:rPr>
+              <w:t>{#skill8}</w:t>
             </w:r>
           </w:p>
           <w:p>
@@ -777,37 +1114,37 @@
                 <w:sz w:val="18"/>
                 <w:szCs w:val="18"/>
               </w:rPr>
-              <w:t>{cert8}</w:t>
-            </w:r>
-          </w:p>
-          <w:p>
-            <w:pPr>
-              <w:rPr>
-                <w:color w:val="FFFFFF" w:themeColor="background1"/>
-              </w:rPr>
-            </w:pPr>
-            <w:r>
-              <w:rPr>
-                <w:color w:val="FFFFFF" w:themeColor="background1"/>
-                <w:sz w:val="2"/>
-                <w:szCs w:val="2"/>
-              </w:rPr>
-              <w:t>{/cert8}</w:t>
-            </w:r>
-          </w:p>
-          <w:p>
-            <w:pPr>
-              <w:rPr>
-                <w:color w:val="FFFFFF" w:themeColor="background1"/>
-              </w:rPr>
-            </w:pPr>
-            <w:r>
-              <w:rPr>
-                <w:color w:val="FFFFFF" w:themeColor="background1"/>
-                <w:sz w:val="2"/>
-                <w:szCs w:val="2"/>
-              </w:rPr>
-              <w:t>{#cert9}</w:t>
+              <w:t>{skill8}</w:t>
+            </w:r>
+          </w:p>
+          <w:p>
+            <w:pPr>
+              <w:rPr>
+                <w:color w:val="FFFFFF" w:themeColor="background1"/>
+              </w:rPr>
+            </w:pPr>
+            <w:r>
+              <w:rPr>
+                <w:color w:val="FFFFFF" w:themeColor="background1"/>
+                <w:sz w:val="2"/>
+                <w:szCs w:val="2"/>
+              </w:rPr>
+              <w:t>{/skill8}</w:t>
+            </w:r>
+          </w:p>
+          <w:p>
+            <w:pPr>
+              <w:rPr>
+                <w:color w:val="FFFFFF" w:themeColor="background1"/>
+              </w:rPr>
+            </w:pPr>
+            <w:r>
+              <w:rPr>
+                <w:color w:val="FFFFFF" w:themeColor="background1"/>
+                <w:sz w:val="2"/>
+                <w:szCs w:val="2"/>
+              </w:rPr>
+              <w:t>{#skill9}</w:t>
             </w:r>
           </w:p>
           <w:p>
@@ -829,37 +1166,37 @@
                 <w:sz w:val="18"/>
                 <w:szCs w:val="18"/>
               </w:rPr>
-              <w:t>{cert9}</w:t>
-            </w:r>
-          </w:p>
-          <w:p>
-            <w:pPr>
-              <w:rPr>
-                <w:color w:val="FFFFFF" w:themeColor="background1"/>
-              </w:rPr>
-            </w:pPr>
-            <w:r>
-              <w:rPr>
-                <w:color w:val="FFFFFF" w:themeColor="background1"/>
-                <w:sz w:val="2"/>
-                <w:szCs w:val="2"/>
-              </w:rPr>
-              <w:t>{/cert9}</w:t>
-            </w:r>
-          </w:p>
-          <w:p>
-            <w:pPr>
-              <w:rPr>
-                <w:color w:val="FFFFFF" w:themeColor="background1"/>
-              </w:rPr>
-            </w:pPr>
-            <w:r>
-              <w:rPr>
-                <w:color w:val="FFFFFF" w:themeColor="background1"/>
-                <w:sz w:val="2"/>
-                <w:szCs w:val="2"/>
-              </w:rPr>
-              <w:t>{#cert10}</w:t>
+              <w:t>{skill9}</w:t>
+            </w:r>
+          </w:p>
+          <w:p>
+            <w:pPr>
+              <w:rPr>
+                <w:color w:val="FFFFFF" w:themeColor="background1"/>
+              </w:rPr>
+            </w:pPr>
+            <w:r>
+              <w:rPr>
+                <w:color w:val="FFFFFF" w:themeColor="background1"/>
+                <w:sz w:val="2"/>
+                <w:szCs w:val="2"/>
+              </w:rPr>
+              <w:t>{/skill9}</w:t>
+            </w:r>
+          </w:p>
+          <w:p>
+            <w:pPr>
+              <w:rPr>
+                <w:color w:val="FFFFFF" w:themeColor="background1"/>
+              </w:rPr>
+            </w:pPr>
+            <w:r>
+              <w:rPr>
+                <w:color w:val="FFFFFF" w:themeColor="background1"/>
+                <w:sz w:val="2"/>
+                <w:szCs w:val="2"/>
+              </w:rPr>
+              <w:t>{#skill10}</w:t>
             </w:r>
           </w:p>
           <w:p>
@@ -881,596 +1218,6 @@
                 <w:sz w:val="18"/>
                 <w:szCs w:val="18"/>
               </w:rPr>
-              <w:t>{cert10}</w:t>
-            </w:r>
-          </w:p>
-          <w:p>
-            <w:pPr>
-              <w:rPr>
-                <w:color w:val="FFFFFF" w:themeColor="background1"/>
-              </w:rPr>
-            </w:pPr>
-            <w:r>
-              <w:rPr>
-                <w:color w:val="FFFFFF" w:themeColor="background1"/>
-                <w:sz w:val="2"/>
-                <w:szCs w:val="2"/>
-              </w:rPr>
-              <w:t>{/cert10}</w:t>
-            </w:r>
-          </w:p>
-          <w:p>
-            <w:pPr>
-              <w:rPr>
-                <w:color w:val="FFFFFF" w:themeColor="background1"/>
-              </w:rPr>
-            </w:pPr>
-            <w:r>
-              <w:rPr>
-                <w:color w:val="FFFFFF" w:themeColor="background1"/>
-                <w:sz w:val="2"/>
-                <w:szCs w:val="2"/>
-              </w:rPr>
-              <w:t>{/</w:t>
-            </w:r>
-            <w:proofErr w:type="spellStart"/>
-            <w:r>
-              <w:rPr>
-                <w:color w:val="FFFFFF" w:themeColor="background1"/>
-                <w:sz w:val="2"/>
-                <w:szCs w:val="2"/>
-              </w:rPr>
-              <w:t>hasProgramCerts</w:t>
-            </w:r>
-            <w:proofErr w:type="spellEnd"/>
-            <w:r>
-              <w:rPr>
-                <w:color w:val="FFFFFF" w:themeColor="background1"/>
-                <w:sz w:val="2"/>
-                <w:szCs w:val="2"/>
-              </w:rPr>
-              <w:t>}</w:t>
-            </w:r>
-          </w:p>
-          <w:p>
-            <w:pPr>
-              <w:rPr>
-                <w:color w:val="FFFFFF" w:themeColor="background1"/>
-              </w:rPr>
-            </w:pPr>
-            <w:r>
-              <w:rPr>
-                <w:color w:val="FFFFFF" w:themeColor="background1"/>
-                <w:sz w:val="2"/>
-                <w:szCs w:val="2"/>
-              </w:rPr>
-              <w:t>{#hasExtraSkills}</w:t>
-            </w:r>
-          </w:p>
-          <w:p>
-            <w:pPr>
-              <w:keepNext/>
-              <w:pBdr>
-                <w:bottom w:val="single" w:sz="6" w:space="1" w:color="2E5FA3"/>
-              </w:pBdr>
-              <w:spacing w:before="160" w:after="60"/>
-              <w:rPr>
-                <w:color w:val="FFFFFF" w:themeColor="background1"/>
-              </w:rPr>
-            </w:pPr>
-            <w:r>
-              <w:rPr>
-                <w:b/>
-                <w:bCs/>
-                <w:color w:val="FFFFFF" w:themeColor="background1"/>
-                <w:sz w:val="16"/>
-                <w:szCs w:val="16"/>
-              </w:rPr>
-              <w:t>SKILLS</w:t>
-            </w:r>
-          </w:p>
-          <w:p>
-            <w:pPr>
-              <w:rPr>
-                <w:color w:val="FFFFFF" w:themeColor="background1"/>
-              </w:rPr>
-            </w:pPr>
-            <w:r>
-              <w:rPr>
-                <w:color w:val="FFFFFF" w:themeColor="background1"/>
-                <w:sz w:val="2"/>
-                <w:szCs w:val="2"/>
-              </w:rPr>
-              <w:t>{#skill1}</w:t>
-            </w:r>
-          </w:p>
-          <w:p>
-            <w:pPr>
-              <w:pStyle w:val="ListParagraph"/>
-              <w:keepLines/>
-              <w:numPr>
-                <w:ilvl w:val="0"/>
-                <w:numId w:val="2"/>
-              </w:numPr>
-              <w:spacing w:before="20" w:after="20"/>
-              <w:rPr>
-                <w:color w:val="FFFFFF" w:themeColor="background1"/>
-              </w:rPr>
-            </w:pPr>
-            <w:r>
-              <w:rPr>
-                <w:color w:val="FFFFFF" w:themeColor="background1"/>
-                <w:sz w:val="18"/>
-                <w:szCs w:val="18"/>
-              </w:rPr>
-              <w:t>{skill1}</w:t>
-            </w:r>
-          </w:p>
-          <w:p>
-            <w:pPr>
-              <w:rPr>
-                <w:color w:val="FFFFFF" w:themeColor="background1"/>
-              </w:rPr>
-            </w:pPr>
-            <w:r>
-              <w:rPr>
-                <w:color w:val="FFFFFF" w:themeColor="background1"/>
-                <w:sz w:val="2"/>
-                <w:szCs w:val="2"/>
-              </w:rPr>
-              <w:t>{/skill1}</w:t>
-            </w:r>
-          </w:p>
-          <w:p>
-            <w:pPr>
-              <w:rPr>
-                <w:color w:val="FFFFFF" w:themeColor="background1"/>
-              </w:rPr>
-            </w:pPr>
-            <w:r>
-              <w:rPr>
-                <w:color w:val="FFFFFF" w:themeColor="background1"/>
-                <w:sz w:val="2"/>
-                <w:szCs w:val="2"/>
-              </w:rPr>
-              <w:t>{#skill2}</w:t>
-            </w:r>
-          </w:p>
-          <w:p>
-            <w:pPr>
-              <w:pStyle w:val="ListParagraph"/>
-              <w:keepLines/>
-              <w:numPr>
-                <w:ilvl w:val="0"/>
-                <w:numId w:val="2"/>
-              </w:numPr>
-              <w:spacing w:before="20" w:after="20"/>
-              <w:rPr>
-                <w:color w:val="FFFFFF" w:themeColor="background1"/>
-              </w:rPr>
-            </w:pPr>
-            <w:r>
-              <w:rPr>
-                <w:color w:val="FFFFFF" w:themeColor="background1"/>
-                <w:sz w:val="18"/>
-                <w:szCs w:val="18"/>
-              </w:rPr>
-              <w:t>{skill2}</w:t>
-            </w:r>
-          </w:p>
-          <w:p>
-            <w:pPr>
-              <w:rPr>
-                <w:color w:val="FFFFFF" w:themeColor="background1"/>
-              </w:rPr>
-            </w:pPr>
-            <w:r>
-              <w:rPr>
-                <w:color w:val="FFFFFF" w:themeColor="background1"/>
-                <w:sz w:val="2"/>
-                <w:szCs w:val="2"/>
-              </w:rPr>
-              <w:t>{/skill2}</w:t>
-            </w:r>
-          </w:p>
-          <w:p>
-            <w:pPr>
-              <w:rPr>
-                <w:color w:val="FFFFFF" w:themeColor="background1"/>
-              </w:rPr>
-            </w:pPr>
-            <w:r>
-              <w:rPr>
-                <w:color w:val="FFFFFF" w:themeColor="background1"/>
-                <w:sz w:val="2"/>
-                <w:szCs w:val="2"/>
-              </w:rPr>
-              <w:t>{#skill3}</w:t>
-            </w:r>
-          </w:p>
-          <w:p>
-            <w:pPr>
-              <w:pStyle w:val="ListParagraph"/>
-              <w:keepLines/>
-              <w:numPr>
-                <w:ilvl w:val="0"/>
-                <w:numId w:val="2"/>
-              </w:numPr>
-              <w:spacing w:before="20" w:after="20"/>
-              <w:rPr>
-                <w:color w:val="FFFFFF" w:themeColor="background1"/>
-              </w:rPr>
-            </w:pPr>
-            <w:r>
-              <w:rPr>
-                <w:color w:val="FFFFFF" w:themeColor="background1"/>
-                <w:sz w:val="18"/>
-                <w:szCs w:val="18"/>
-              </w:rPr>
-              <w:t>{skill3}</w:t>
-            </w:r>
-          </w:p>
-          <w:p>
-            <w:pPr>
-              <w:rPr>
-                <w:color w:val="FFFFFF" w:themeColor="background1"/>
-              </w:rPr>
-            </w:pPr>
-            <w:r>
-              <w:rPr>
-                <w:color w:val="FFFFFF" w:themeColor="background1"/>
-                <w:sz w:val="2"/>
-                <w:szCs w:val="2"/>
-              </w:rPr>
-              <w:t>{/skill3}</w:t>
-            </w:r>
-          </w:p>
-          <w:p>
-            <w:pPr>
-              <w:rPr>
-                <w:color w:val="FFFFFF" w:themeColor="background1"/>
-              </w:rPr>
-            </w:pPr>
-            <w:r>
-              <w:rPr>
-                <w:color w:val="FFFFFF" w:themeColor="background1"/>
-                <w:sz w:val="2"/>
-                <w:szCs w:val="2"/>
-              </w:rPr>
-              <w:t>{#skill4}</w:t>
-            </w:r>
-          </w:p>
-          <w:p>
-            <w:pPr>
-              <w:pStyle w:val="ListParagraph"/>
-              <w:keepLines/>
-              <w:numPr>
-                <w:ilvl w:val="0"/>
-                <w:numId w:val="2"/>
-              </w:numPr>
-              <w:spacing w:before="20" w:after="20"/>
-              <w:rPr>
-                <w:color w:val="FFFFFF" w:themeColor="background1"/>
-              </w:rPr>
-            </w:pPr>
-            <w:r>
-              <w:rPr>
-                <w:color w:val="FFFFFF" w:themeColor="background1"/>
-                <w:sz w:val="18"/>
-                <w:szCs w:val="18"/>
-              </w:rPr>
-              <w:t>{skill4}</w:t>
-            </w:r>
-          </w:p>
-          <w:p>
-            <w:pPr>
-              <w:rPr>
-                <w:color w:val="FFFFFF" w:themeColor="background1"/>
-              </w:rPr>
-            </w:pPr>
-            <w:r>
-              <w:rPr>
-                <w:color w:val="FFFFFF" w:themeColor="background1"/>
-                <w:sz w:val="2"/>
-                <w:szCs w:val="2"/>
-              </w:rPr>
-              <w:t>{/skill4}</w:t>
-            </w:r>
-          </w:p>
-          <w:p>
-            <w:pPr>
-              <w:rPr>
-                <w:color w:val="FFFFFF" w:themeColor="background1"/>
-              </w:rPr>
-            </w:pPr>
-            <w:r>
-              <w:rPr>
-                <w:color w:val="FFFFFF" w:themeColor="background1"/>
-                <w:sz w:val="2"/>
-                <w:szCs w:val="2"/>
-              </w:rPr>
-              <w:t>{#skill5}</w:t>
-            </w:r>
-          </w:p>
-          <w:p>
-            <w:pPr>
-              <w:pStyle w:val="ListParagraph"/>
-              <w:keepLines/>
-              <w:numPr>
-                <w:ilvl w:val="0"/>
-                <w:numId w:val="2"/>
-              </w:numPr>
-              <w:spacing w:before="20" w:after="20"/>
-              <w:rPr>
-                <w:color w:val="FFFFFF" w:themeColor="background1"/>
-              </w:rPr>
-            </w:pPr>
-            <w:r>
-              <w:rPr>
-                <w:color w:val="FFFFFF" w:themeColor="background1"/>
-                <w:sz w:val="18"/>
-                <w:szCs w:val="18"/>
-              </w:rPr>
-              <w:t>{skill5}</w:t>
-            </w:r>
-          </w:p>
-          <w:p>
-            <w:pPr>
-              <w:rPr>
-                <w:color w:val="FFFFFF" w:themeColor="background1"/>
-              </w:rPr>
-            </w:pPr>
-            <w:r>
-              <w:rPr>
-                <w:color w:val="FFFFFF" w:themeColor="background1"/>
-                <w:sz w:val="2"/>
-                <w:szCs w:val="2"/>
-              </w:rPr>
-              <w:t>{/skill5}</w:t>
-            </w:r>
-          </w:p>
-          <w:p>
-            <w:pPr>
-              <w:rPr>
-                <w:color w:val="FFFFFF" w:themeColor="background1"/>
-              </w:rPr>
-            </w:pPr>
-            <w:r>
-              <w:rPr>
-                <w:color w:val="FFFFFF" w:themeColor="background1"/>
-                <w:sz w:val="2"/>
-                <w:szCs w:val="2"/>
-              </w:rPr>
-              <w:t>{#skill6}</w:t>
-            </w:r>
-          </w:p>
-          <w:p>
-            <w:pPr>
-              <w:pStyle w:val="ListParagraph"/>
-              <w:keepLines/>
-              <w:numPr>
-                <w:ilvl w:val="0"/>
-                <w:numId w:val="2"/>
-              </w:numPr>
-              <w:spacing w:before="20" w:after="20"/>
-              <w:rPr>
-                <w:color w:val="FFFFFF" w:themeColor="background1"/>
-              </w:rPr>
-            </w:pPr>
-            <w:r>
-              <w:rPr>
-                <w:color w:val="FFFFFF" w:themeColor="background1"/>
-                <w:sz w:val="18"/>
-                <w:szCs w:val="18"/>
-              </w:rPr>
-              <w:t>{skill6}</w:t>
-            </w:r>
-          </w:p>
-          <w:p>
-            <w:pPr>
-              <w:rPr>
-                <w:color w:val="FFFFFF" w:themeColor="background1"/>
-              </w:rPr>
-            </w:pPr>
-            <w:r>
-              <w:rPr>
-                <w:color w:val="FFFFFF" w:themeColor="background1"/>
-                <w:sz w:val="2"/>
-                <w:szCs w:val="2"/>
-              </w:rPr>
-              <w:t>{/skill6}</w:t>
-            </w:r>
-          </w:p>
-          <w:p>
-            <w:pPr>
-              <w:rPr>
-                <w:color w:val="FFFFFF" w:themeColor="background1"/>
-              </w:rPr>
-            </w:pPr>
-            <w:r>
-              <w:rPr>
-                <w:color w:val="FFFFFF" w:themeColor="background1"/>
-                <w:sz w:val="2"/>
-                <w:szCs w:val="2"/>
-              </w:rPr>
-              <w:t>{#skill7}</w:t>
-            </w:r>
-          </w:p>
-          <w:p>
-            <w:pPr>
-              <w:pStyle w:val="ListParagraph"/>
-              <w:keepLines/>
-              <w:numPr>
-                <w:ilvl w:val="0"/>
-                <w:numId w:val="2"/>
-              </w:numPr>
-              <w:spacing w:before="20" w:after="20"/>
-              <w:rPr>
-                <w:color w:val="FFFFFF" w:themeColor="background1"/>
-              </w:rPr>
-            </w:pPr>
-            <w:r>
-              <w:rPr>
-                <w:color w:val="FFFFFF" w:themeColor="background1"/>
-                <w:sz w:val="18"/>
-                <w:szCs w:val="18"/>
-              </w:rPr>
-              <w:t>{skill7}</w:t>
-            </w:r>
-          </w:p>
-          <w:p>
-            <w:pPr>
-              <w:rPr>
-                <w:color w:val="FFFFFF" w:themeColor="background1"/>
-              </w:rPr>
-            </w:pPr>
-            <w:r>
-              <w:rPr>
-                <w:color w:val="FFFFFF" w:themeColor="background1"/>
-                <w:sz w:val="2"/>
-                <w:szCs w:val="2"/>
-              </w:rPr>
-              <w:t>{/skill7}</w:t>
-            </w:r>
-          </w:p>
-          <w:p>
-            <w:pPr>
-              <w:rPr>
-                <w:color w:val="FFFFFF" w:themeColor="background1"/>
-              </w:rPr>
-            </w:pPr>
-            <w:r>
-              <w:rPr>
-                <w:color w:val="FFFFFF" w:themeColor="background1"/>
-                <w:sz w:val="2"/>
-                <w:szCs w:val="2"/>
-              </w:rPr>
-              <w:t>{#skill8}</w:t>
-            </w:r>
-          </w:p>
-          <w:p>
-            <w:pPr>
-              <w:pStyle w:val="ListParagraph"/>
-              <w:keepLines/>
-              <w:numPr>
-                <w:ilvl w:val="0"/>
-                <w:numId w:val="2"/>
-              </w:numPr>
-              <w:spacing w:before="20" w:after="20"/>
-              <w:rPr>
-                <w:color w:val="FFFFFF" w:themeColor="background1"/>
-              </w:rPr>
-            </w:pPr>
-            <w:r>
-              <w:rPr>
-                <w:color w:val="FFFFFF" w:themeColor="background1"/>
-                <w:sz w:val="18"/>
-                <w:szCs w:val="18"/>
-              </w:rPr>
-              <w:t>{skill8}</w:t>
-            </w:r>
-          </w:p>
-          <w:p>
-            <w:pPr>
-              <w:rPr>
-                <w:color w:val="FFFFFF" w:themeColor="background1"/>
-              </w:rPr>
-            </w:pPr>
-            <w:r>
-              <w:rPr>
-                <w:color w:val="FFFFFF" w:themeColor="background1"/>
-                <w:sz w:val="2"/>
-                <w:szCs w:val="2"/>
-              </w:rPr>
-              <w:t>{/skill8}</w:t>
-            </w:r>
-          </w:p>
-          <w:p>
-            <w:pPr>
-              <w:rPr>
-                <w:color w:val="FFFFFF" w:themeColor="background1"/>
-              </w:rPr>
-            </w:pPr>
-            <w:r>
-              <w:rPr>
-                <w:color w:val="FFFFFF" w:themeColor="background1"/>
-                <w:sz w:val="2"/>
-                <w:szCs w:val="2"/>
-              </w:rPr>
-              <w:t>{#skill9}</w:t>
-            </w:r>
-          </w:p>
-          <w:p>
-            <w:pPr>
-              <w:pStyle w:val="ListParagraph"/>
-              <w:keepLines/>
-              <w:numPr>
-                <w:ilvl w:val="0"/>
-                <w:numId w:val="2"/>
-              </w:numPr>
-              <w:spacing w:before="20" w:after="20"/>
-              <w:rPr>
-                <w:color w:val="FFFFFF" w:themeColor="background1"/>
-              </w:rPr>
-            </w:pPr>
-            <w:r>
-              <w:rPr>
-                <w:color w:val="FFFFFF" w:themeColor="background1"/>
-                <w:sz w:val="18"/>
-                <w:szCs w:val="18"/>
-              </w:rPr>
-              <w:t>{skill9}</w:t>
-            </w:r>
-          </w:p>
-          <w:p>
-            <w:pPr>
-              <w:rPr>
-                <w:color w:val="FFFFFF" w:themeColor="background1"/>
-              </w:rPr>
-            </w:pPr>
-            <w:r>
-              <w:rPr>
-                <w:color w:val="FFFFFF" w:themeColor="background1"/>
-                <w:sz w:val="2"/>
-                <w:szCs w:val="2"/>
-              </w:rPr>
-              <w:t>{/skill9}</w:t>
-            </w:r>
-          </w:p>
-          <w:p>
-            <w:pPr>
-              <w:rPr>
-                <w:color w:val="FFFFFF" w:themeColor="background1"/>
-              </w:rPr>
-            </w:pPr>
-            <w:r>
-              <w:rPr>
-                <w:color w:val="FFFFFF" w:themeColor="background1"/>
-                <w:sz w:val="2"/>
-                <w:szCs w:val="2"/>
-              </w:rPr>
-              <w:t>{#skill10}</w:t>
-            </w:r>
-          </w:p>
-          <w:p>
-            <w:pPr>
-              <w:pStyle w:val="ListParagraph"/>
-              <w:keepLines/>
-              <w:numPr>
-                <w:ilvl w:val="0"/>
-                <w:numId w:val="2"/>
-              </w:numPr>
-              <w:spacing w:before="20" w:after="20"/>
-              <w:rPr>
-                <w:color w:val="FFFFFF" w:themeColor="background1"/>
-              </w:rPr>
-            </w:pPr>
-            <w:r>
-              <w:rPr>
-                <w:color w:val="FFFFFF" w:themeColor="background1"/>
-                <w:sz w:val="18"/>
-                <w:szCs w:val="18"/>
-              </w:rPr>
               <w:t>{skill10}</w:t>
             </w:r>
           </w:p>
@@ -1501,25 +1248,7 @@
                 <w:sz w:val="2"/>
                 <w:szCs w:val="2"/>
               </w:rPr>
-              <w:t>{/</w:t>
-            </w:r>
-            <w:proofErr w:type="spellStart"/>
-            <w:r>
-              <w:rPr>
-                <w:color w:val="FFFFFF" w:themeColor="background1"/>
-                <w:sz w:val="2"/>
-                <w:szCs w:val="2"/>
-              </w:rPr>
-              <w:t>hasExtraSkills</w:t>
-            </w:r>
-            <w:proofErr w:type="spellEnd"/>
-            <w:r>
-              <w:rPr>
-                <w:color w:val="FFFFFF" w:themeColor="background1"/>
-                <w:sz w:val="2"/>
-                <w:szCs w:val="2"/>
-              </w:rPr>
-              <w:t>}</w:t>
+              <w:t>{/hasExtraSkills}</w:t>
             </w:r>
           </w:p>
         </w:tc>
@@ -1599,15 +1328,7 @@
               <w:spacing w:before="40" w:after="60"/>
             </w:pPr>
             <w:r>
-              <w:t>{</w:t>
-            </w:r>
-            <w:proofErr w:type="spellStart"/>
-            <w:r>
-              <w:t>professionalSummary</w:t>
-            </w:r>
-            <w:proofErr w:type="spellEnd"/>
-            <w:r>
-              <w:t>}</w:t>
+              <w:t>{professionalSummary}</w:t>
             </w:r>
           </w:p>
           <w:p>
@@ -1901,16 +1622,7 @@
                 <w:bCs/>
                 <w:color w:val="2E5FA3"/>
               </w:rPr>
-              <w:t>{</w:t>
-            </w:r>
-            <w:proofErr w:type="gramStart"/>
-            <w:r>
-              <w:rPr>
-                <w:b/>
-                <w:bCs/>
-                <w:color w:val="2E5FA3"/>
-              </w:rPr>
-              <w:t>employer}</w:t>
+              <w:t>{employer}</w:t>
             </w:r>
             <w:r>
               <w:rPr>
@@ -1918,52 +1630,7 @@
                 <w:sz w:val="18"/>
                 <w:szCs w:val="18"/>
               </w:rPr>
-              <w:t xml:space="preserve">  ·</w:t>
-            </w:r>
-            <w:proofErr w:type="gramEnd"/>
-            <w:r>
-              <w:rPr>
-                <w:color w:val="555555"/>
-                <w:sz w:val="18"/>
-                <w:szCs w:val="18"/>
-              </w:rPr>
-              <w:t xml:space="preserve">  {</w:t>
-            </w:r>
-            <w:proofErr w:type="spellStart"/>
-            <w:r>
-              <w:rPr>
-                <w:color w:val="555555"/>
-                <w:sz w:val="18"/>
-                <w:szCs w:val="18"/>
-              </w:rPr>
-              <w:t>employerCity</w:t>
-            </w:r>
-            <w:proofErr w:type="spellEnd"/>
-            <w:r>
-              <w:rPr>
-                <w:color w:val="555555"/>
-                <w:sz w:val="18"/>
-                <w:szCs w:val="18"/>
-              </w:rPr>
-              <w:t>}, {</w:t>
-            </w:r>
-            <w:proofErr w:type="spellStart"/>
-            <w:r>
-              <w:rPr>
-                <w:color w:val="555555"/>
-                <w:sz w:val="18"/>
-                <w:szCs w:val="18"/>
-              </w:rPr>
-              <w:t>employerState</w:t>
-            </w:r>
-            <w:proofErr w:type="spellEnd"/>
-            <w:r>
-              <w:rPr>
-                <w:color w:val="555555"/>
-                <w:sz w:val="18"/>
-                <w:szCs w:val="18"/>
-              </w:rPr>
-              <w:t>}</w:t>
+              <w:t xml:space="preserve">  ·  {employerCity}, {employerState}</w:t>
             </w:r>
           </w:p>
           <w:p>
@@ -2143,27 +1810,88 @@
                 <w:sz w:val="2"/>
                 <w:szCs w:val="2"/>
               </w:rPr>
-              <w:t>{/</w:t>
-            </w:r>
-            <w:proofErr w:type="spellStart"/>
+              <w:t>{/workExperience}</w:t>
+            </w:r>
+          </w:p>
+          <w:p>
             <w:r>
               <w:rPr>
                 <w:color w:val="FFFFFF"/>
                 <w:sz w:val="2"/>
                 <w:szCs w:val="2"/>
               </w:rPr>
-              <w:t>workExperience</w:t>
-            </w:r>
-            <w:proofErr w:type="spellEnd"/>
+              <w:t>{/hasWorkExperience}</w:t>
+            </w:r>
+          </w:p>
+          <w:p>
             <w:r>
               <w:rPr>
                 <w:color w:val="FFFFFF"/>
                 <w:sz w:val="2"/>
                 <w:szCs w:val="2"/>
               </w:rPr>
-              <w:t>}</w:t>
-            </w:r>
-          </w:p>
+              <w:t>{#hasEducation}</w:t>
+            </w:r>
+          </w:p>
+          <w:p>
+            <w:pPr>
+              <w:spacing w:before="120"/>
+            </w:pPr>
+          </w:p>
+          <w:tbl>
+            <w:tblPr>
+              <w:tblW w:w="6840" w:type="dxa"/>
+              <w:tblBorders>
+                <w:top w:val="single" w:sz="4" w:space="0" w:color="auto"/>
+                <w:left w:val="single" w:sz="4" w:space="0" w:color="auto"/>
+                <w:bottom w:val="single" w:sz="4" w:space="0" w:color="auto"/>
+                <w:right w:val="single" w:sz="4" w:space="0" w:color="auto"/>
+                <w:insideH w:val="single" w:sz="4" w:space="0" w:color="auto"/>
+                <w:insideV w:val="single" w:sz="4" w:space="0" w:color="auto"/>
+              </w:tblBorders>
+              <w:tblCellMar>
+                <w:left w:w="10" w:type="dxa"/>
+                <w:right w:w="10" w:type="dxa"/>
+              </w:tblCellMar>
+              <w:tblLook w:val="0000" w:firstRow="0" w:lastRow="0" w:firstColumn="0" w:lastColumn="0" w:noHBand="0" w:noVBand="0"/>
+            </w:tblPr>
+            <w:tblGrid>
+              <w:gridCol w:w="6840"/>
+            </w:tblGrid>
+            <w:tr>
+              <w:tc>
+                <w:tcPr>
+                  <w:tcW w:w="0" w:type="auto"/>
+                  <w:tcBorders>
+                    <w:top w:val="none" w:sz="0" w:space="0" w:color="FFFFFF"/>
+                    <w:left w:val="none" w:sz="0" w:space="0" w:color="FFFFFF"/>
+                    <w:bottom w:val="none" w:sz="0" w:space="0" w:color="FFFFFF"/>
+                    <w:right w:val="none" w:sz="0" w:space="0" w:color="FFFFFF"/>
+                  </w:tcBorders>
+                  <w:shd w:val="clear" w:color="auto" w:fill="3A7C22" w:themeFill="accent6" w:themeFillShade="BF"/>
+                  <w:tcMar>
+                    <w:top w:w="80" w:type="dxa"/>
+                    <w:left w:w="120" w:type="dxa"/>
+                    <w:bottom w:w="80" w:type="dxa"/>
+                    <w:right w:w="120" w:type="dxa"/>
+                  </w:tcMar>
+                </w:tcPr>
+                <w:p>
+                  <w:pPr>
+                    <w:keepNext/>
+                  </w:pPr>
+                  <w:r>
+                    <w:rPr>
+                      <w:b/>
+                      <w:bCs/>
+                      <w:color w:val="FFFFFF"/>
+                    </w:rPr>
+                    <w:t>EDUCATION</w:t>
+                  </w:r>
+                </w:p>
+              </w:tc>
+            </w:tr>
+          </w:tbl>
           <w:p>
             <w:r>
               <w:rPr>
@@ -2171,25 +1899,86 @@
                 <w:sz w:val="2"/>
                 <w:szCs w:val="2"/>
               </w:rPr>
-              <w:t>{/</w:t>
-            </w:r>
-            <w:proofErr w:type="spellStart"/>
+              <w:t>{#education}</w:t>
+            </w:r>
+          </w:p>
+          <w:p>
+            <w:pPr>
+              <w:keepNext/>
+              <w:spacing w:before="60" w:after="10"/>
+            </w:pPr>
+            <w:r>
+              <w:rPr>
+                <w:b/>
+                <w:bCs/>
+                <w:sz w:val="22"/>
+                <w:szCs w:val="22"/>
+              </w:rPr>
+              <w:t>{school}</w:t>
+            </w:r>
+          </w:p>
+          <w:p>
+            <w:pPr>
+              <w:keepLines/>
+              <w:spacing w:after="10"/>
+            </w:pPr>
+            <w:r>
+              <w:rPr>
+                <w:i/>
+                <w:iCs/>
+                <w:color w:val="555555"/>
+                <w:sz w:val="18"/>
+                <w:szCs w:val="18"/>
+              </w:rPr>
+              <w:t>{program}</w:t>
+            </w:r>
+          </w:p>
+          <w:p>
+            <w:pPr>
+              <w:keepLines/>
+              <w:spacing w:after="10"/>
+            </w:pPr>
+            <w:r>
+              <w:rPr>
+                <w:color w:val="555555"/>
+                <w:sz w:val="18"/>
+                <w:szCs w:val="18"/>
+              </w:rPr>
+              <w:t>Graduated: {endDate}</w:t>
+            </w:r>
+          </w:p>
+          <w:p>
+            <w:pPr>
+              <w:keepLines/>
+              <w:spacing w:after="30"/>
+            </w:pPr>
+            <w:r>
+              <w:rPr>
+                <w:color w:val="555555"/>
+                <w:sz w:val="18"/>
+                <w:szCs w:val="18"/>
+              </w:rPr>
+              <w:t>{notes}</w:t>
+            </w:r>
+          </w:p>
+          <w:p>
             <w:r>
               <w:rPr>
                 <w:color w:val="FFFFFF"/>
                 <w:sz w:val="2"/>
                 <w:szCs w:val="2"/>
               </w:rPr>
-              <w:t>hasWorkExperience</w:t>
-            </w:r>
-            <w:proofErr w:type="spellEnd"/>
+              <w:t>{/education}</w:t>
+            </w:r>
+          </w:p>
+          <w:p>
             <w:r>
               <w:rPr>
                 <w:color w:val="FFFFFF"/>
                 <w:sz w:val="2"/>
                 <w:szCs w:val="2"/>
               </w:rPr>
-              <w:t>}</w:t>
+              <w:t>{/hasEducation}</w:t>
             </w:r>
           </w:p>
         </w:tc>

--- a/public/templates/TemplateF.docx
+++ b/public/templates/TemplateF.docx
@@ -61,6 +61,15 @@
                 <w:szCs w:val="56"/>
               </w:rPr>
               <w:t>{name}</w:t>
+            </w:r>
+            <w:r>
+              <w:rPr>
+                <w:b/>
+                <w:bCs/>
+                <w:color w:val="FFFFFF"/>
+                <w:sz w:val="56"/>
+                <w:szCs w:val="56"/>
+              </w:rPr>
               <w:tab/>
             </w:r>
           </w:p>
@@ -1622,7 +1631,22 @@
                 <w:bCs/>
                 <w:color w:val="2E5FA3"/>
               </w:rPr>
-              <w:t>{employer}</w:t>
+              <w:t>{</w:t>
+            </w:r>
+            <w:proofErr w:type="gramStart"/>
+            <w:r>
+              <w:rPr>
+                <w:color w:val="auto"/>
+              </w:rPr>
+              <w:t>employer</w:t>
+            </w:r>
+            <w:r>
+              <w:rPr>
+                <w:b/>
+                <w:bCs/>
+                <w:color w:val="2E5FA3"/>
+              </w:rPr>
+              <w:t>}</w:t>
             </w:r>
             <w:r>
               <w:rPr>
@@ -1630,7 +1654,16 @@
                 <w:sz w:val="18"/>
                 <w:szCs w:val="18"/>
               </w:rPr>
-              <w:t xml:space="preserve">  ·  {employerCity}, {employerState}</w:t>
+              <w:t xml:space="preserve">  ·</w:t>
+            </w:r>
+            <w:proofErr w:type="gramEnd"/>
+            <w:r>
+              <w:rPr>
+                <w:color w:val="555555"/>
+                <w:sz w:val="18"/>
+                <w:szCs w:val="18"/>
+              </w:rPr>
+              <w:t xml:space="preserve">  {employerCity}, {employerState}</w:t>
             </w:r>
           </w:p>
           <w:p>

--- a/public/templates/TemplateF.docx
+++ b/public/templates/TemplateF.docx
@@ -2019,13 +2019,61 @@
     </w:tbl>
     <w:p/>
     <w:sectPr>
+      <w:headerReference w:type="default" r:id="rId7"/>
       <w:pgSz w:w="12240" w:h="15840"/>
       <w:pgMar w:top="0" w:right="1080" w:bottom="1080" w:left="1080" w:header="708" w:footer="708" w:gutter="0"/>
       <w:cols w:space="720"/>
       <w:docGrid w:linePitch="360"/>
+      <w:pgNumType w:start="1"/>
     </w:sectPr>
   </w:body>
 </w:document>
+</file>
+
+<file path=word/header1.xml><?xml version="1.0" encoding="utf-8"?>
+<w:hdr xmlns:w="http://schemas.openxmlformats.org/wordprocessingml/2006/main" xmlns:r="http://schemas.openxmlformats.org/officeDocument/2006/relationships" xmlns:mc="http://schemas.openxmlformats.org/markup-compatibility/2006" mc:Ignorable="w14 w15 w16se w16cid w16 w16cex w16sdtdh w16sdtfl w16du wp14">
+  <w:p>
+    <w:pPr>
+      <w:pStyle w:val="Header"/>
+      <w:tabStops>
+        <w:tab w:val="right" w:pos="10560"/>
+      </w:tabStops>
+      <w:pBdr>
+        <w:bottom w:val="single" w:sz="4" w:space="1" w:color="CCCCCC"/>
+      </w:pBdr>
+    </w:pPr>
+    <w:r>
+      <w:rPr>
+        <w:b/>
+        <w:sz w:val="16"/>
+        <w:color w:val="333333"/>
+      </w:rPr>
+      <w:t>{name}</w:t>
+    </w:r>
+    <w:r>
+      <w:tab/>
+    </w:r>
+    <w:r>
+      <w:fldChar w:fldCharType="begin"/>
+    </w:r>
+    <w:r>
+      <w:instrText xml:space="preserve"> PAGE </w:instrText>
+    </w:r>
+    <w:r>
+      <w:fldChar w:fldCharType="separate"/>
+    </w:r>
+    <w:r>
+      <w:rPr>
+        <w:sz w:val="16"/>
+        <w:color w:val="666666"/>
+      </w:rPr>
+      <w:t>1</w:t>
+    </w:r>
+    <w:r>
+      <w:fldChar w:fldCharType="end"/>
+    </w:r>
+  </w:p>
+</w:hdr>
 </file>
 
 <file path=word/numbering.xml><?xml version="1.0" encoding="utf-8"?>

--- a/public/templates/TemplateF.docx
+++ b/public/templates/TemplateF.docx
@@ -2019,9 +2019,13 @@
     </w:tbl>
     <w:p/>
     <w:sectPr>
+      <w:titlePg/>
+      <w:headerReference w:type="first" r:id="rId8"/>
       <w:headerReference w:type="default" r:id="rId7"/>
+      <w:footerReference w:type="first" r:id="rId10"/>
+      <w:footerReference w:type="default" r:id="rId9"/>
       <w:pgSz w:w="12240" w:h="15840"/>
-      <w:pgMar w:top="0" w:right="1080" w:bottom="1080" w:left="1080" w:header="708" w:footer="708" w:gutter="0"/>
+      <w:pgMar w:top="240" w:right="1080" w:bottom="1080" w:left="1080" w:header="0" w:footer="0" w:gutter="0"/>
       <w:cols w:space="720"/>
       <w:docGrid w:linePitch="360"/>
       <w:pgNumType w:start="1"/>
@@ -2030,50 +2034,88 @@
 </w:document>
 </file>
 
-<file path=word/header1.xml><?xml version="1.0" encoding="utf-8"?>
-<w:hdr xmlns:w="http://schemas.openxmlformats.org/wordprocessingml/2006/main" xmlns:r="http://schemas.openxmlformats.org/officeDocument/2006/relationships" xmlns:mc="http://schemas.openxmlformats.org/markup-compatibility/2006" mc:Ignorable="w14 w15 w16se w16cid w16 w16cex w16sdtdh w16sdtfl w16du wp14">
+<file path=word/footer1.xml><?xml version="1.0" encoding="utf-8"?>
+<w:ftr xmlns:w="http://schemas.openxmlformats.org/wordprocessingml/2006/main" xmlns:r="http://schemas.openxmlformats.org/officeDocument/2006/relationships" xmlns:v="urn:schemas-microsoft-com:vml" xmlns:o="urn:schemas-microsoft-com:office:office" xmlns:mc="http://schemas.openxmlformats.org/markup-compatibility/2006" mc:Ignorable="w14 w15 w16se w16cid w16 w16cex w16sdtdh w16sdtfl w16du wp14">
   <w:p>
     <w:pPr>
-      <w:pStyle w:val="Header"/>
-      <w:tabStops>
-        <w:tab w:val="right" w:pos="10560"/>
-      </w:tabStops>
-      <w:pBdr>
-        <w:bottom w:val="single" w:sz="4" w:space="1" w:color="CCCCCC"/>
-      </w:pBdr>
+      <w:spacing w:before="0" w:after="0"/>
+    </w:pPr>
+    <w:pict>
+      <v:shape id="cornerMarkerOverlay" o:spid="_x0000_s1026" type="#_x0000_t202" filled="f" stroked="f" style="width:2.75in;height:0.55in;position:absolute;mso-position-horizontal-relative:page;mso-position-horizontal:right;margin-right:0.35in;mso-position-vertical-relative:page;top:0.18in;mso-wrap-style:none">
+        <v:textbox style="mso-fit-shape-to-text:t;" insetmode="auto">
+          <w:txbxContent>
+            <w:p>
+              <w:pPr>
+                <w:spacing w:before="0" w:after="0"/>
+                <w:jc w:val="right"/>
+              </w:pPr>
+              <w:r>
+                <w:rPr>
+                  <w:sz w:val="14"/>
+                  <w:color w:val="666666"/>
+                </w:rPr>
+                <w:t>{name}</w:t>
+              </w:r>
+              <w:r>
+                <w:br/>
+              </w:r>
+              <w:r>
+                <w:rPr>
+                  <w:sz w:val="14"/>
+                  <w:color w:val="999999"/>
+                </w:rPr>
+                <w:t>Page </w:t>
+              </w:r>
+              <w:r>
+                <w:fldChar w:fldCharType="begin"/>
+              </w:r>
+              <w:r>
+                <w:instrText xml:space="preserve"> PAGE </w:instrText>
+              </w:r>
+              <w:r>
+                <w:fldChar w:fldCharType="separate"/>
+              </w:r>
+              <w:r>
+                <w:rPr>
+                  <w:sz w:val="14"/>
+                  <w:color w:val="999999"/>
+                </w:rPr>
+                <w:t>1</w:t>
+              </w:r>
+              <w:r>
+                <w:fldChar w:fldCharType="end"/>
+              </w:r>
+            </w:p>
+          </w:txbxContent>
+        </v:textbox>
+      </v:shape>
+    </w:pict>
+  </w:p>
+</w:ftr>
+</file>
+
+<file path=word/footer2.xml><?xml version="1.0" encoding="utf-8"?>
+<w:ftr xmlns:w="http://schemas.openxmlformats.org/wordprocessingml/2006/main"/>
+</file>
+
+<file path=word/header1.xml><?xml version="1.0" encoding="utf-8"?>
+<w:hdr xmlns:w="http://schemas.openxmlformats.org/wordprocessingml/2006/main">
+  <w:p>
+    <w:pPr>
+      <w:spacing w:before="0" w:after="240"/>
     </w:pPr>
     <w:r>
       <w:rPr>
-        <w:b/>
-        <w:sz w:val="16"/>
-        <w:color w:val="333333"/>
+        <w:sz w:val="2"/>
       </w:rPr>
-      <w:t>{name}</w:t>
-    </w:r>
-    <w:r>
-      <w:tab/>
-    </w:r>
-    <w:r>
-      <w:fldChar w:fldCharType="begin"/>
-    </w:r>
-    <w:r>
-      <w:instrText xml:space="preserve"> PAGE </w:instrText>
-    </w:r>
-    <w:r>
-      <w:fldChar w:fldCharType="separate"/>
-    </w:r>
-    <w:r>
-      <w:rPr>
-        <w:sz w:val="16"/>
-        <w:color w:val="666666"/>
-      </w:rPr>
-      <w:t>1</w:t>
-    </w:r>
-    <w:r>
-      <w:fldChar w:fldCharType="end"/>
+      <w:t/>
     </w:r>
   </w:p>
 </w:hdr>
+</file>
+
+<file path=word/header2.xml><?xml version="1.0" encoding="utf-8"?>
+<w:hdr xmlns:w="http://schemas.openxmlformats.org/wordprocessingml/2006/main"/>
 </file>
 
 <file path=word/numbering.xml><?xml version="1.0" encoding="utf-8"?>

--- a/public/templates/TemplateF.docx
+++ b/public/templates/TemplateF.docx
@@ -2025,7 +2025,7 @@
       <w:footerReference w:type="first" r:id="rId10"/>
       <w:footerReference w:type="default" r:id="rId9"/>
       <w:pgSz w:w="12240" w:h="15840"/>
-      <w:pgMar w:top="240" w:right="1080" w:bottom="1080" w:left="1080" w:header="0" w:footer="0" w:gutter="0"/>
+      <w:pgMar w:top="480" w:right="1080" w:bottom="1080" w:left="1080" w:header="0" w:footer="0" w:gutter="0"/>
       <w:cols w:space="720"/>
       <w:docGrid w:linePitch="360"/>
       <w:pgNumType w:start="1"/>
@@ -2041,7 +2041,7 @@
       <w:spacing w:before="0" w:after="0"/>
     </w:pPr>
     <w:pict>
-      <v:shape id="cornerMarkerOverlay" o:spid="_x0000_s1026" type="#_x0000_t202" filled="f" stroked="f" style="width:2.75in;height:0.55in;position:absolute;mso-position-horizontal-relative:page;mso-position-horizontal:right;margin-right:0.35in;mso-position-vertical-relative:page;top:0.18in;mso-wrap-style:none">
+      <v:shape id="cornerMarkerOverlay" o:spid="_x0000_s1026" type="#_x0000_t202" filled="t" fillcolor="#FFFFFF" stroked="f" style="width:2.75in;height:0.55in;position:absolute;mso-position-horizontal-relative:page;mso-position-horizontal:right;margin-right:0.35in;mso-position-vertical-relative:page;top:0.18in;mso-wrap-style:none">
         <v:textbox style="mso-fit-shape-to-text:t;" insetmode="auto">
           <w:txbxContent>
             <w:p>
@@ -2051,8 +2051,9 @@
               </w:pPr>
               <w:r>
                 <w:rPr>
+                  <w:b/>
                   <w:sz w:val="14"/>
-                  <w:color w:val="666666"/>
+                  <w:color w:val="222222"/>
                 </w:rPr>
                 <w:t>{name}</w:t>
               </w:r>
@@ -2061,8 +2062,9 @@
               </w:r>
               <w:r>
                 <w:rPr>
+                  <w:b/>
                   <w:sz w:val="14"/>
-                  <w:color w:val="999999"/>
+                  <w:color w:val="444444"/>
                 </w:rPr>
                 <w:t>Page </w:t>
               </w:r>

--- a/public/templates/TemplateF.docx
+++ b/public/templates/TemplateF.docx
@@ -2020,8 +2020,6 @@
     <w:p/>
     <w:sectPr>
       <w:titlePg/>
-      <w:headerReference w:type="first" r:id="rId8"/>
-      <w:headerReference w:type="default" r:id="rId7"/>
       <w:footerReference w:type="first" r:id="rId10"/>
       <w:footerReference w:type="default" r:id="rId9"/>
       <w:pgSz w:w="12240" w:h="15840"/>
@@ -2041,7 +2039,7 @@
       <w:spacing w:before="0" w:after="0"/>
     </w:pPr>
     <w:pict>
-      <v:shape id="cornerMarkerOverlay" o:spid="_x0000_s1026" type="#_x0000_t202" filled="t" fillcolor="#FFFFFF" stroked="f" style="width:2.75in;height:0.55in;position:absolute;mso-position-horizontal-relative:page;mso-position-horizontal:right;margin-right:0.35in;mso-position-vertical-relative:page;top:0.18in;mso-wrap-style:none">
+      <v:shape id="cornerMarkerOverlay" o:spid="_x0000_s1026" type="#_x0000_t202" filled="f" stroked="f" style="width:2.75in;height:0.55in;position:absolute;mso-position-horizontal-relative:page;mso-position-horizontal:right;margin-right:0.35in;mso-position-vertical-relative:page;top:0.12in;mso-wrap-style:none">
         <v:textbox style="mso-fit-shape-to-text:t;" insetmode="auto">
           <w:txbxContent>
             <w:p>
@@ -2051,9 +2049,8 @@
               </w:pPr>
               <w:r>
                 <w:rPr>
-                  <w:b/>
                   <w:sz w:val="14"/>
-                  <w:color w:val="222222"/>
+                  <w:color w:val="666666"/>
                 </w:rPr>
                 <w:t>{name}</w:t>
               </w:r>
@@ -2062,9 +2059,8 @@
               </w:r>
               <w:r>
                 <w:rPr>
-                  <w:b/>
                   <w:sz w:val="14"/>
-                  <w:color w:val="444444"/>
+                  <w:color w:val="999999"/>
                 </w:rPr>
                 <w:t>Page </w:t>
               </w:r>
@@ -2098,26 +2094,6 @@
 
 <file path=word/footer2.xml><?xml version="1.0" encoding="utf-8"?>
 <w:ftr xmlns:w="http://schemas.openxmlformats.org/wordprocessingml/2006/main"/>
-</file>
-
-<file path=word/header1.xml><?xml version="1.0" encoding="utf-8"?>
-<w:hdr xmlns:w="http://schemas.openxmlformats.org/wordprocessingml/2006/main">
-  <w:p>
-    <w:pPr>
-      <w:spacing w:before="0" w:after="240"/>
-    </w:pPr>
-    <w:r>
-      <w:rPr>
-        <w:sz w:val="2"/>
-      </w:rPr>
-      <w:t/>
-    </w:r>
-  </w:p>
-</w:hdr>
-</file>
-
-<file path=word/header2.xml><?xml version="1.0" encoding="utf-8"?>
-<w:hdr xmlns:w="http://schemas.openxmlformats.org/wordprocessingml/2006/main"/>
 </file>
 
 <file path=word/numbering.xml><?xml version="1.0" encoding="utf-8"?>

--- a/public/templates/TemplateF.docx
+++ b/public/templates/TemplateF.docx
@@ -2039,7 +2039,7 @@
       <w:spacing w:before="0" w:after="0"/>
     </w:pPr>
     <w:pict>
-      <v:shape id="cornerMarkerOverlay" o:spid="_x0000_s1026" type="#_x0000_t202" filled="f" stroked="f" style="width:2.75in;height:0.55in;position:absolute;mso-position-horizontal-relative:page;mso-position-horizontal:right;margin-right:0.35in;mso-position-vertical-relative:page;top:0.12in;mso-wrap-style:none">
+      <v:shape id="cornerMarkerOverlay" o:spid="_x0000_s1026" type="#_x0000_t202" filled="f" stroked="f" style="width:2.75in;height:0.55in;position:absolute;mso-position-horizontal-relative:page;mso-position-horizontal:right;margin-right:0.55in;mso-position-vertical-relative:page;top:0.12in;mso-wrap-style:none">
         <v:textbox style="mso-fit-shape-to-text:t;" insetmode="auto">
           <w:txbxContent>
             <w:p>

--- a/public/templates/TemplateF.docx
+++ b/public/templates/TemplateF.docx
@@ -2039,7 +2039,7 @@
       <w:spacing w:before="0" w:after="0"/>
     </w:pPr>
     <w:pict>
-      <v:shape id="cornerMarkerOverlay" o:spid="_x0000_s1026" type="#_x0000_t202" filled="f" stroked="f" style="width:2.75in;height:0.55in;position:absolute;mso-position-horizontal-relative:page;mso-position-horizontal:right;margin-right:0.55in;mso-position-vertical-relative:page;top:0.12in;mso-wrap-style:none">
+      <v:shape id="cornerMarkerOverlay" o:spid="_x0000_s1026" type="#_x0000_t202" filled="f" stroked="f" style="width:2.75in;height:0.55in;position:absolute;mso-position-horizontal-relative:page;mso-position-horizontal:right;margin-right:0.65in;mso-position-vertical-relative:page;top:0.12in;mso-wrap-style:none">
         <v:textbox style="mso-fit-shape-to-text:t;" insetmode="auto">
           <w:txbxContent>
             <w:p>

--- a/public/templates/TemplateF.docx
+++ b/public/templates/TemplateF.docx
@@ -2020,8 +2020,8 @@
     <w:p/>
     <w:sectPr>
       <w:titlePg/>
-      <w:footerReference w:type="first" r:id="rId10"/>
-      <w:footerReference w:type="default" r:id="rId9"/>
+      <w:headerReference w:type="first" r:id="rId8"/>
+      <w:headerReference w:type="default" r:id="rId7"/>
       <w:pgSz w:w="12240" w:h="15840"/>
       <w:pgMar w:top="480" w:right="1080" w:bottom="1080" w:left="1080" w:header="0" w:footer="0" w:gutter="0"/>
       <w:cols w:space="720"/>
@@ -2032,8 +2032,8 @@
 </w:document>
 </file>
 
-<file path=word/footer1.xml><?xml version="1.0" encoding="utf-8"?>
-<w:ftr xmlns:w="http://schemas.openxmlformats.org/wordprocessingml/2006/main" xmlns:r="http://schemas.openxmlformats.org/officeDocument/2006/relationships" xmlns:v="urn:schemas-microsoft-com:vml" xmlns:o="urn:schemas-microsoft-com:office:office" xmlns:mc="http://schemas.openxmlformats.org/markup-compatibility/2006" mc:Ignorable="w14 w15 w16se w16cid w16 w16cex w16sdtdh w16sdtfl w16du wp14">
+<file path=word/header1.xml><?xml version="1.0" encoding="utf-8"?>
+<w:hdr xmlns:w="http://schemas.openxmlformats.org/wordprocessingml/2006/main" xmlns:r="http://schemas.openxmlformats.org/officeDocument/2006/relationships" xmlns:v="urn:schemas-microsoft-com:vml" xmlns:o="urn:schemas-microsoft-com:office:office" xmlns:mc="http://schemas.openxmlformats.org/markup-compatibility/2006" mc:Ignorable="w14 w15 w16se w16cid w16 w16cex w16sdtdh w16sdtfl w16du wp14">
   <w:p>
     <w:pPr>
       <w:spacing w:before="0" w:after="0"/>
@@ -2049,6 +2049,7 @@
               </w:pPr>
               <w:r>
                 <w:rPr>
+                  <w:b/>
                   <w:sz w:val="14"/>
                   <w:color w:val="666666"/>
                 </w:rPr>
@@ -2059,6 +2060,7 @@
               </w:r>
               <w:r>
                 <w:rPr>
+                  <w:b/>
                   <w:sz w:val="14"/>
                   <w:color w:val="999999"/>
                 </w:rPr>
@@ -2075,6 +2077,7 @@
               </w:r>
               <w:r>
                 <w:rPr>
+                  <w:b/>
                   <w:sz w:val="14"/>
                   <w:color w:val="999999"/>
                 </w:rPr>
@@ -2089,11 +2092,11 @@
       </v:shape>
     </w:pict>
   </w:p>
-</w:ftr>
+</w:hdr>
 </file>
 
-<file path=word/footer2.xml><?xml version="1.0" encoding="utf-8"?>
-<w:ftr xmlns:w="http://schemas.openxmlformats.org/wordprocessingml/2006/main"/>
+<file path=word/header2.xml><?xml version="1.0" encoding="utf-8"?>
+<w:hdr xmlns:w="http://schemas.openxmlformats.org/wordprocessingml/2006/main"/>
 </file>
 
 <file path=word/numbering.xml><?xml version="1.0" encoding="utf-8"?>

--- a/public/templates/TemplateF.docx
+++ b/public/templates/TemplateF.docx
@@ -2020,10 +2020,10 @@
     <w:p/>
     <w:sectPr>
       <w:titlePg/>
-      <w:footerReference w:type="first" r:id="rId10"/>
-      <w:footerReference w:type="default" r:id="rId9"/>
+      <w:headerReference w:type="first" r:id="rId8"/>
+      <w:headerReference w:type="default" r:id="rId7"/>
       <w:pgSz w:w="12240" w:h="15840"/>
-      <w:pgMar w:top="480" w:right="1080" w:bottom="1080" w:left="1080" w:header="0" w:footer="0" w:gutter="0"/>
+      <w:pgMar w:top="480" w:right="1080" w:bottom="1080" w:left="1080" w:header="180" w:footer="0" w:gutter="0"/>
       <w:cols w:space="720"/>
       <w:docGrid w:linePitch="360"/>
       <w:pgNumType w:start="1"/>
@@ -2032,68 +2032,53 @@
 </w:document>
 </file>
 
-<file path=word/footer1.xml><?xml version="1.0" encoding="utf-8"?>
-<w:ftr xmlns:w="http://schemas.openxmlformats.org/wordprocessingml/2006/main" xmlns:r="http://schemas.openxmlformats.org/officeDocument/2006/relationships" xmlns:v="urn:schemas-microsoft-com:vml" xmlns:o="urn:schemas-microsoft-com:office:office" xmlns:mc="http://schemas.openxmlformats.org/markup-compatibility/2006" mc:Ignorable="w14 w15 w16se w16cid w16 w16cex w16sdtdh w16sdtfl w16du wp14">
+<file path=word/header1.xml><?xml version="1.0" encoding="utf-8"?>
+<w:hdr xmlns:w="http://schemas.openxmlformats.org/wordprocessingml/2006/main">
   <w:p>
     <w:pPr>
       <w:spacing w:before="0" w:after="0"/>
+      <w:jc w:val="right"/>
     </w:pPr>
-    <w:pict>
-      <v:shape id="cornerMarkerOverlay" o:spid="_x0000_s1026" type="#_x0000_t202" filled="f" stroked="f" style="width:2.75in;height:0.55in;position:absolute;mso-position-horizontal-relative:page;mso-position-horizontal:right;margin-right:0.65in;mso-position-vertical-relative:page;top:0.12in;mso-wrap-style:none">
-        <v:textbox style="mso-fit-shape-to-text:t;" insetmode="auto">
-          <w:txbxContent>
-            <w:p>
-              <w:pPr>
-                <w:spacing w:before="0" w:after="0"/>
-                <w:jc w:val="right"/>
-              </w:pPr>
-              <w:r>
-                <w:rPr>
-                  <w:sz w:val="14"/>
-                  <w:color w:val="666666"/>
-                </w:rPr>
-                <w:t>{name}</w:t>
-              </w:r>
-              <w:r>
-                <w:br/>
-              </w:r>
-              <w:r>
-                <w:rPr>
-                  <w:sz w:val="14"/>
-                  <w:color w:val="999999"/>
-                </w:rPr>
-                <w:t>Page </w:t>
-              </w:r>
-              <w:r>
-                <w:fldChar w:fldCharType="begin"/>
-              </w:r>
-              <w:r>
-                <w:instrText xml:space="preserve"> PAGE </w:instrText>
-              </w:r>
-              <w:r>
-                <w:fldChar w:fldCharType="separate"/>
-              </w:r>
-              <w:r>
-                <w:rPr>
-                  <w:sz w:val="14"/>
-                  <w:color w:val="999999"/>
-                </w:rPr>
-                <w:t>1</w:t>
-              </w:r>
-              <w:r>
-                <w:fldChar w:fldCharType="end"/>
-              </w:r>
-            </w:p>
-          </w:txbxContent>
-        </v:textbox>
-      </v:shape>
-    </w:pict>
+    <w:r>
+      <w:rPr>
+        <w:b/>
+        <w:sz w:val="16"/>
+        <w:color w:val="333333"/>
+      </w:rPr>
+      <w:t>{name}</w:t>
+    </w:r>
+    <w:r>
+      <w:rPr>
+        <w:sz w:val="16"/>
+        <w:color w:val="666666"/>
+      </w:rPr>
+      <w:t xml:space="preserve">  |  Page </w:t>
+    </w:r>
+    <w:r>
+      <w:fldChar w:fldCharType="begin"/>
+    </w:r>
+    <w:r>
+      <w:instrText xml:space="preserve"> PAGE </w:instrText>
+    </w:r>
+    <w:r>
+      <w:fldChar w:fldCharType="separate"/>
+    </w:r>
+    <w:r>
+      <w:rPr>
+        <w:sz w:val="16"/>
+        <w:color w:val="666666"/>
+      </w:rPr>
+      <w:t>2</w:t>
+    </w:r>
+    <w:r>
+      <w:fldChar w:fldCharType="end"/>
+    </w:r>
   </w:p>
-</w:ftr>
+</w:hdr>
 </file>
 
-<file path=word/footer2.xml><?xml version="1.0" encoding="utf-8"?>
-<w:ftr xmlns:w="http://schemas.openxmlformats.org/wordprocessingml/2006/main"/>
+<file path=word/header2.xml><?xml version="1.0" encoding="utf-8"?>
+<w:hdr xmlns:w="http://schemas.openxmlformats.org/wordprocessingml/2006/main"/>
 </file>
 
 <file path=word/numbering.xml><?xml version="1.0" encoding="utf-8"?>

--- a/public/templates/TemplateF.docx
+++ b/public/templates/TemplateF.docx
@@ -2037,6 +2037,7 @@
   <w:p>
     <w:pPr>
       <w:spacing w:before="0" w:after="0"/>
+      <w:ind w:right="720"/>
       <w:jc w:val="right"/>
     </w:pPr>
     <w:r>
